--- a/document_templates/Ведомость выдачи спецодежды перчатки_шаблон.docx
+++ b/document_templates/Ведомость выдачи спецодежды перчатки_шаблон.docx
@@ -26,6 +26,9 @@
     <w:p>
       <w:pPr>
         <w:jc w:val="center"/>
+        <w:rPr>
+          <w:lang w:val="ru-RU"/>
+        </w:rPr>
       </w:pPr>
       <w:r>
         <w:rPr>
@@ -39,8 +42,39 @@
         <w:rPr>
           <w:b/>
           <w:sz w:val="28"/>
+          <w:lang w:val="ru-RU"/>
         </w:rPr>
-        <w:t>{{DOCUMENT_NUMBER}}</w:t>
+        <w:t>{{</w:t>
+      </w:r>
+      <w:r>
+        <w:rPr>
+          <w:b/>
+          <w:sz w:val="28"/>
+        </w:rPr>
+        <w:t>DOCUMENT</w:t>
+      </w:r>
+      <w:r>
+        <w:rPr>
+          <w:b/>
+          <w:sz w:val="28"/>
+          <w:lang w:val="ru-RU"/>
+        </w:rPr>
+        <w:t>_</w:t>
+      </w:r>
+      <w:r>
+        <w:rPr>
+          <w:b/>
+          <w:sz w:val="28"/>
+        </w:rPr>
+        <w:t>NUMBER</w:t>
+      </w:r>
+      <w:r>
+        <w:rPr>
+          <w:b/>
+          <w:sz w:val="28"/>
+          <w:lang w:val="ru-RU"/>
+        </w:rPr>
+        <w:t>}}</w:t>
       </w:r>
     </w:p>
     <w:p>
@@ -75,16 +109,16 @@
         <w:tblLook w:val="04A0" w:firstRow="1" w:lastRow="0" w:firstColumn="1" w:lastColumn="0" w:noHBand="0" w:noVBand="1"/>
       </w:tblPr>
       <w:tblGrid>
-        <w:gridCol w:w="1073"/>
-        <w:gridCol w:w="1682"/>
-        <w:gridCol w:w="1780"/>
-        <w:gridCol w:w="1502"/>
-        <w:gridCol w:w="1267"/>
-        <w:gridCol w:w="853"/>
-        <w:gridCol w:w="1187"/>
-        <w:gridCol w:w="1388"/>
-        <w:gridCol w:w="1947"/>
-        <w:gridCol w:w="2469"/>
+        <w:gridCol w:w="1167"/>
+        <w:gridCol w:w="1640"/>
+        <w:gridCol w:w="1951"/>
+        <w:gridCol w:w="1293"/>
+        <w:gridCol w:w="1294"/>
+        <w:gridCol w:w="923"/>
+        <w:gridCol w:w="1293"/>
+        <w:gridCol w:w="1448"/>
+        <w:gridCol w:w="2136"/>
+        <w:gridCol w:w="2003"/>
       </w:tblGrid>
       <w:tr>
         <w:trPr>
@@ -98,12 +132,14 @@
             <w:vAlign w:val="center"/>
           </w:tcPr>
           <w:p>
+            <w:proofErr w:type="spellStart"/>
             <w:r>
               <w:rPr>
                 <w:sz w:val="20"/>
               </w:rPr>
               <w:t>Организация</w:t>
             </w:r>
+            <w:proofErr w:type="spellEnd"/>
           </w:p>
         </w:tc>
         <w:tc>
@@ -134,12 +170,28 @@
             <w:vAlign w:val="center"/>
           </w:tcPr>
           <w:p>
+            <w:proofErr w:type="spellStart"/>
             <w:r>
               <w:rPr>
                 <w:sz w:val="20"/>
               </w:rPr>
-              <w:t>Структурное подразделение</w:t>
+              <w:t>Структурное</w:t>
             </w:r>
+            <w:proofErr w:type="spellEnd"/>
+            <w:r>
+              <w:rPr>
+                <w:sz w:val="20"/>
+              </w:rPr>
+              <w:t xml:space="preserve"> </w:t>
+            </w:r>
+            <w:proofErr w:type="spellStart"/>
+            <w:r>
+              <w:rPr>
+                <w:sz w:val="20"/>
+              </w:rPr>
+              <w:t>подразделение</w:t>
+            </w:r>
+            <w:proofErr w:type="spellEnd"/>
           </w:p>
         </w:tc>
         <w:tc>
@@ -170,12 +222,28 @@
             <w:vAlign w:val="center"/>
           </w:tcPr>
           <w:p>
+            <w:proofErr w:type="spellStart"/>
             <w:r>
               <w:rPr>
                 <w:sz w:val="20"/>
               </w:rPr>
-              <w:t>Дата составления</w:t>
+              <w:t>Дата</w:t>
             </w:r>
+            <w:proofErr w:type="spellEnd"/>
+            <w:r>
+              <w:rPr>
+                <w:sz w:val="20"/>
+              </w:rPr>
+              <w:t xml:space="preserve"> </w:t>
+            </w:r>
+            <w:proofErr w:type="spellStart"/>
+            <w:r>
+              <w:rPr>
+                <w:sz w:val="20"/>
+              </w:rPr>
+              <w:t>составления</w:t>
+            </w:r>
+            <w:proofErr w:type="spellEnd"/>
           </w:p>
         </w:tc>
         <w:tc>
@@ -206,12 +274,28 @@
             <w:vAlign w:val="center"/>
           </w:tcPr>
           <w:p>
+            <w:proofErr w:type="spellStart"/>
             <w:r>
               <w:rPr>
                 <w:sz w:val="20"/>
               </w:rPr>
-              <w:t>Вид выдачи</w:t>
+              <w:t>Вид</w:t>
             </w:r>
+            <w:proofErr w:type="spellEnd"/>
+            <w:r>
+              <w:rPr>
+                <w:sz w:val="20"/>
+              </w:rPr>
+              <w:t xml:space="preserve"> </w:t>
+            </w:r>
+            <w:proofErr w:type="spellStart"/>
+            <w:r>
+              <w:rPr>
+                <w:sz w:val="20"/>
+              </w:rPr>
+              <w:t>выдачи</w:t>
+            </w:r>
+            <w:proofErr w:type="spellEnd"/>
           </w:p>
         </w:tc>
         <w:tc>
@@ -221,11 +305,19 @@
             <w:vAlign w:val="center"/>
           </w:tcPr>
           <w:p>
+            <w:proofErr w:type="spellStart"/>
             <w:r>
               <w:rPr>
                 <w:sz w:val="20"/>
               </w:rPr>
-              <w:t>Перчатки / {{PPE_CATEGORY}}</w:t>
+              <w:t>Перчатки</w:t>
+            </w:r>
+            <w:proofErr w:type="spellEnd"/>
+            <w:r>
+              <w:rPr>
+                <w:sz w:val="20"/>
+              </w:rPr>
+              <w:t xml:space="preserve"> / {{PPE_CATEGORY}}</w:t>
             </w:r>
           </w:p>
         </w:tc>
@@ -243,11 +335,16 @@
           <w:p>
             <w:pPr>
               <w:jc w:val="center"/>
+              <w:rPr>
+                <w:sz w:val="18"/>
+                <w:szCs w:val="32"/>
+              </w:rPr>
             </w:pPr>
             <w:r>
               <w:rPr>
                 <w:b/>
-                <w:sz w:val="12"/>
+                <w:sz w:val="18"/>
+                <w:szCs w:val="32"/>
               </w:rPr>
               <w:t>№</w:t>
             </w:r>
@@ -262,14 +359,57 @@
           <w:p>
             <w:pPr>
               <w:jc w:val="center"/>
+              <w:rPr>
+                <w:sz w:val="18"/>
+                <w:szCs w:val="32"/>
+              </w:rPr>
             </w:pPr>
+            <w:proofErr w:type="spellStart"/>
             <w:r>
               <w:rPr>
                 <w:b/>
-                <w:sz w:val="12"/>
+                <w:sz w:val="18"/>
+                <w:szCs w:val="32"/>
               </w:rPr>
-              <w:t>Фамилия, имя, отчество</w:t>
+              <w:t>Фамилия</w:t>
             </w:r>
+            <w:proofErr w:type="spellEnd"/>
+            <w:r>
+              <w:rPr>
+                <w:b/>
+                <w:sz w:val="18"/>
+                <w:szCs w:val="32"/>
+              </w:rPr>
+              <w:t xml:space="preserve">, </w:t>
+            </w:r>
+            <w:proofErr w:type="spellStart"/>
+            <w:r>
+              <w:rPr>
+                <w:b/>
+                <w:sz w:val="18"/>
+                <w:szCs w:val="32"/>
+              </w:rPr>
+              <w:t>имя</w:t>
+            </w:r>
+            <w:proofErr w:type="spellEnd"/>
+            <w:r>
+              <w:rPr>
+                <w:b/>
+                <w:sz w:val="18"/>
+                <w:szCs w:val="32"/>
+              </w:rPr>
+              <w:t xml:space="preserve">, </w:t>
+            </w:r>
+            <w:proofErr w:type="spellStart"/>
+            <w:r>
+              <w:rPr>
+                <w:b/>
+                <w:sz w:val="18"/>
+                <w:szCs w:val="32"/>
+              </w:rPr>
+              <w:t>отчество</w:t>
+            </w:r>
+            <w:proofErr w:type="spellEnd"/>
           </w:p>
         </w:tc>
         <w:tc>
@@ -281,14 +421,39 @@
           <w:p>
             <w:pPr>
               <w:jc w:val="center"/>
+              <w:rPr>
+                <w:sz w:val="18"/>
+                <w:szCs w:val="32"/>
+              </w:rPr>
             </w:pPr>
+            <w:proofErr w:type="spellStart"/>
             <w:r>
               <w:rPr>
                 <w:b/>
-                <w:sz w:val="12"/>
+                <w:sz w:val="18"/>
+                <w:szCs w:val="32"/>
               </w:rPr>
-              <w:t>Табельный номер</w:t>
+              <w:t>Табельный</w:t>
             </w:r>
+            <w:proofErr w:type="spellEnd"/>
+            <w:r>
+              <w:rPr>
+                <w:b/>
+                <w:sz w:val="18"/>
+                <w:szCs w:val="32"/>
+              </w:rPr>
+              <w:t xml:space="preserve"> </w:t>
+            </w:r>
+            <w:proofErr w:type="spellStart"/>
+            <w:r>
+              <w:rPr>
+                <w:b/>
+                <w:sz w:val="18"/>
+                <w:szCs w:val="32"/>
+              </w:rPr>
+              <w:t>номер</w:t>
+            </w:r>
+            <w:proofErr w:type="spellEnd"/>
           </w:p>
         </w:tc>
         <w:tc>
@@ -300,13 +465,28 @@
           <w:p>
             <w:pPr>
               <w:jc w:val="center"/>
+              <w:rPr>
+                <w:sz w:val="18"/>
+                <w:szCs w:val="32"/>
+              </w:rPr>
             </w:pPr>
+            <w:proofErr w:type="spellStart"/>
             <w:r>
               <w:rPr>
                 <w:b/>
-                <w:sz w:val="12"/>
+                <w:sz w:val="18"/>
+                <w:szCs w:val="32"/>
               </w:rPr>
-              <w:t>Наименование СИЗ</w:t>
+              <w:t>Наименование</w:t>
+            </w:r>
+            <w:proofErr w:type="spellEnd"/>
+            <w:r>
+              <w:rPr>
+                <w:b/>
+                <w:sz w:val="18"/>
+                <w:szCs w:val="32"/>
+              </w:rPr>
+              <w:t xml:space="preserve"> СИЗ</w:t>
             </w:r>
           </w:p>
         </w:tc>
@@ -319,14 +499,39 @@
           <w:p>
             <w:pPr>
               <w:jc w:val="center"/>
+              <w:rPr>
+                <w:sz w:val="18"/>
+                <w:szCs w:val="32"/>
+              </w:rPr>
             </w:pPr>
+            <w:proofErr w:type="spellStart"/>
             <w:r>
               <w:rPr>
                 <w:b/>
-                <w:sz w:val="12"/>
+                <w:sz w:val="18"/>
+                <w:szCs w:val="32"/>
               </w:rPr>
-              <w:t>Номенклатурный номер</w:t>
+              <w:t>Номенклатурный</w:t>
             </w:r>
+            <w:proofErr w:type="spellEnd"/>
+            <w:r>
+              <w:rPr>
+                <w:b/>
+                <w:sz w:val="18"/>
+                <w:szCs w:val="32"/>
+              </w:rPr>
+              <w:t xml:space="preserve"> </w:t>
+            </w:r>
+            <w:proofErr w:type="spellStart"/>
+            <w:r>
+              <w:rPr>
+                <w:b/>
+                <w:sz w:val="18"/>
+                <w:szCs w:val="32"/>
+              </w:rPr>
+              <w:t>номер</w:t>
+            </w:r>
+            <w:proofErr w:type="spellEnd"/>
           </w:p>
         </w:tc>
         <w:tc>
@@ -338,13 +543,28 @@
           <w:p>
             <w:pPr>
               <w:jc w:val="center"/>
+              <w:rPr>
+                <w:sz w:val="18"/>
+                <w:szCs w:val="32"/>
+              </w:rPr>
             </w:pPr>
+            <w:proofErr w:type="spellStart"/>
             <w:r>
               <w:rPr>
                 <w:b/>
-                <w:sz w:val="12"/>
+                <w:sz w:val="18"/>
+                <w:szCs w:val="32"/>
               </w:rPr>
-              <w:t>Ед.</w:t>
+              <w:t>Ед</w:t>
+            </w:r>
+            <w:proofErr w:type="spellEnd"/>
+            <w:r>
+              <w:rPr>
+                <w:b/>
+                <w:sz w:val="18"/>
+                <w:szCs w:val="32"/>
+              </w:rPr>
+              <w:t>.</w:t>
             </w:r>
           </w:p>
         </w:tc>
@@ -357,14 +577,21 @@
           <w:p>
             <w:pPr>
               <w:jc w:val="center"/>
+              <w:rPr>
+                <w:sz w:val="18"/>
+                <w:szCs w:val="32"/>
+              </w:rPr>
             </w:pPr>
+            <w:proofErr w:type="spellStart"/>
             <w:r>
               <w:rPr>
                 <w:b/>
-                <w:sz w:val="12"/>
+                <w:sz w:val="18"/>
+                <w:szCs w:val="32"/>
               </w:rPr>
               <w:t>Количество</w:t>
             </w:r>
+            <w:proofErr w:type="spellEnd"/>
           </w:p>
         </w:tc>
         <w:tc>
@@ -376,14 +603,57 @@
           <w:p>
             <w:pPr>
               <w:jc w:val="center"/>
+              <w:rPr>
+                <w:sz w:val="18"/>
+                <w:szCs w:val="32"/>
+              </w:rPr>
             </w:pPr>
+            <w:proofErr w:type="spellStart"/>
             <w:r>
               <w:rPr>
                 <w:b/>
-                <w:sz w:val="12"/>
+                <w:sz w:val="18"/>
+                <w:szCs w:val="32"/>
               </w:rPr>
-              <w:t>Дата поступления в эксплуатацию</w:t>
+              <w:t>Дата</w:t>
             </w:r>
+            <w:proofErr w:type="spellEnd"/>
+            <w:r>
+              <w:rPr>
+                <w:b/>
+                <w:sz w:val="18"/>
+                <w:szCs w:val="32"/>
+              </w:rPr>
+              <w:t xml:space="preserve"> </w:t>
+            </w:r>
+            <w:proofErr w:type="spellStart"/>
+            <w:r>
+              <w:rPr>
+                <w:b/>
+                <w:sz w:val="18"/>
+                <w:szCs w:val="32"/>
+              </w:rPr>
+              <w:t>поступления</w:t>
+            </w:r>
+            <w:proofErr w:type="spellEnd"/>
+            <w:r>
+              <w:rPr>
+                <w:b/>
+                <w:sz w:val="18"/>
+                <w:szCs w:val="32"/>
+              </w:rPr>
+              <w:t xml:space="preserve"> в </w:t>
+            </w:r>
+            <w:proofErr w:type="spellStart"/>
+            <w:r>
+              <w:rPr>
+                <w:b/>
+                <w:sz w:val="18"/>
+                <w:szCs w:val="32"/>
+              </w:rPr>
+              <w:t>эксплуатацию</w:t>
+            </w:r>
+            <w:proofErr w:type="spellEnd"/>
           </w:p>
         </w:tc>
         <w:tc>
@@ -395,13 +665,64 @@
           <w:p>
             <w:pPr>
               <w:jc w:val="center"/>
+              <w:rPr>
+                <w:sz w:val="18"/>
+                <w:szCs w:val="32"/>
+              </w:rPr>
             </w:pPr>
+            <w:proofErr w:type="spellStart"/>
             <w:r>
               <w:rPr>
                 <w:b/>
-                <w:sz w:val="12"/>
+                <w:sz w:val="18"/>
+                <w:szCs w:val="32"/>
               </w:rPr>
-              <w:t>Срок службы, мес.</w:t>
+              <w:t>Срок</w:t>
+            </w:r>
+            <w:proofErr w:type="spellEnd"/>
+            <w:r>
+              <w:rPr>
+                <w:b/>
+                <w:sz w:val="18"/>
+                <w:szCs w:val="32"/>
+              </w:rPr>
+              <w:t xml:space="preserve"> </w:t>
+            </w:r>
+            <w:proofErr w:type="spellStart"/>
+            <w:r>
+              <w:rPr>
+                <w:b/>
+                <w:sz w:val="18"/>
+                <w:szCs w:val="32"/>
+              </w:rPr>
+              <w:t>службы</w:t>
+            </w:r>
+            <w:proofErr w:type="spellEnd"/>
+            <w:r>
+              <w:rPr>
+                <w:b/>
+                <w:sz w:val="18"/>
+                <w:szCs w:val="32"/>
+              </w:rPr>
+              <w:t xml:space="preserve">, </w:t>
+            </w:r>
+            <w:proofErr w:type="spellStart"/>
+            <w:r>
+              <w:rPr>
+                <w:b/>
+                <w:sz w:val="18"/>
+                <w:szCs w:val="32"/>
+              </w:rPr>
+              <w:t>мес</w:t>
+            </w:r>
+            <w:proofErr w:type="spellEnd"/>
+            <w:r>
+              <w:rPr>
+                <w:b/>
+                <w:sz w:val="18"/>
+                <w:szCs w:val="32"/>
+              </w:rPr>
+              <w:t>.</w:t>
             </w:r>
           </w:p>
         </w:tc>
@@ -414,14 +735,39 @@
           <w:p>
             <w:pPr>
               <w:jc w:val="center"/>
+              <w:rPr>
+                <w:sz w:val="18"/>
+                <w:szCs w:val="32"/>
+              </w:rPr>
             </w:pPr>
+            <w:proofErr w:type="spellStart"/>
             <w:r>
               <w:rPr>
                 <w:b/>
-                <w:sz w:val="12"/>
+                <w:sz w:val="18"/>
+                <w:szCs w:val="32"/>
               </w:rPr>
-              <w:t>Подпись получившего</w:t>
+              <w:t>Подпись</w:t>
             </w:r>
+            <w:proofErr w:type="spellEnd"/>
+            <w:r>
+              <w:rPr>
+                <w:b/>
+                <w:sz w:val="18"/>
+                <w:szCs w:val="32"/>
+              </w:rPr>
+              <w:t xml:space="preserve"> </w:t>
+            </w:r>
+            <w:proofErr w:type="spellStart"/>
+            <w:r>
+              <w:rPr>
+                <w:b/>
+                <w:sz w:val="18"/>
+                <w:szCs w:val="32"/>
+              </w:rPr>
+              <w:t>получившего</w:t>
+            </w:r>
+            <w:proofErr w:type="spellEnd"/>
           </w:p>
         </w:tc>
       </w:tr>
@@ -435,9 +781,16 @@
             <w:vAlign w:val="center"/>
           </w:tcPr>
           <w:p>
+            <w:pPr>
+              <w:rPr>
+                <w:sz w:val="18"/>
+                <w:szCs w:val="32"/>
+              </w:rPr>
+            </w:pPr>
             <w:r>
               <w:rPr>
-                <w:sz w:val="12"/>
+                <w:sz w:val="18"/>
+                <w:szCs w:val="32"/>
               </w:rPr>
               <w:t>{{LINE_NO}}</w:t>
             </w:r>
@@ -449,9 +802,16 @@
             <w:vAlign w:val="center"/>
           </w:tcPr>
           <w:p>
+            <w:pPr>
+              <w:rPr>
+                <w:sz w:val="18"/>
+                <w:szCs w:val="32"/>
+              </w:rPr>
+            </w:pPr>
             <w:r>
               <w:rPr>
-                <w:sz w:val="12"/>
+                <w:sz w:val="18"/>
+                <w:szCs w:val="32"/>
               </w:rPr>
               <w:t>{{WORKER_NAME}}</w:t>
             </w:r>
@@ -463,9 +823,16 @@
             <w:vAlign w:val="center"/>
           </w:tcPr>
           <w:p>
+            <w:pPr>
+              <w:rPr>
+                <w:sz w:val="18"/>
+                <w:szCs w:val="32"/>
+              </w:rPr>
+            </w:pPr>
             <w:r>
               <w:rPr>
-                <w:sz w:val="12"/>
+                <w:sz w:val="18"/>
+                <w:szCs w:val="32"/>
               </w:rPr>
               <w:t>{{EMPLOYEE_NUMBER}}</w:t>
             </w:r>
@@ -477,9 +844,16 @@
             <w:vAlign w:val="center"/>
           </w:tcPr>
           <w:p>
+            <w:pPr>
+              <w:rPr>
+                <w:sz w:val="18"/>
+                <w:szCs w:val="32"/>
+              </w:rPr>
+            </w:pPr>
             <w:r>
               <w:rPr>
-                <w:sz w:val="12"/>
+                <w:sz w:val="18"/>
+                <w:szCs w:val="32"/>
               </w:rPr>
               <w:t>{{PPE_NAME}}</w:t>
             </w:r>
@@ -491,9 +865,16 @@
             <w:vAlign w:val="center"/>
           </w:tcPr>
           <w:p>
+            <w:pPr>
+              <w:rPr>
+                <w:sz w:val="18"/>
+                <w:szCs w:val="32"/>
+              </w:rPr>
+            </w:pPr>
             <w:r>
               <w:rPr>
-                <w:sz w:val="12"/>
+                <w:sz w:val="18"/>
+                <w:szCs w:val="32"/>
               </w:rPr>
               <w:t>{{PPE_CODE}}</w:t>
             </w:r>
@@ -505,9 +886,16 @@
             <w:vAlign w:val="center"/>
           </w:tcPr>
           <w:p>
+            <w:pPr>
+              <w:rPr>
+                <w:sz w:val="18"/>
+                <w:szCs w:val="32"/>
+              </w:rPr>
+            </w:pPr>
             <w:r>
               <w:rPr>
-                <w:sz w:val="12"/>
+                <w:sz w:val="18"/>
+                <w:szCs w:val="32"/>
               </w:rPr>
               <w:t>{{UNIT}}</w:t>
             </w:r>
@@ -519,9 +907,16 @@
             <w:vAlign w:val="center"/>
           </w:tcPr>
           <w:p>
+            <w:pPr>
+              <w:rPr>
+                <w:sz w:val="18"/>
+                <w:szCs w:val="32"/>
+              </w:rPr>
+            </w:pPr>
             <w:r>
               <w:rPr>
-                <w:sz w:val="12"/>
+                <w:sz w:val="18"/>
+                <w:szCs w:val="32"/>
               </w:rPr>
               <w:t>{{QUANTITY}}</w:t>
             </w:r>
@@ -533,9 +928,16 @@
             <w:vAlign w:val="center"/>
           </w:tcPr>
           <w:p>
+            <w:pPr>
+              <w:rPr>
+                <w:sz w:val="18"/>
+                <w:szCs w:val="32"/>
+              </w:rPr>
+            </w:pPr>
             <w:r>
               <w:rPr>
-                <w:sz w:val="12"/>
+                <w:sz w:val="18"/>
+                <w:szCs w:val="32"/>
               </w:rPr>
               <w:t>{{START_DATE}}</w:t>
             </w:r>
@@ -547,9 +949,16 @@
             <w:vAlign w:val="center"/>
           </w:tcPr>
           <w:p>
+            <w:pPr>
+              <w:rPr>
+                <w:sz w:val="18"/>
+                <w:szCs w:val="32"/>
+              </w:rPr>
+            </w:pPr>
             <w:r>
               <w:rPr>
-                <w:sz w:val="12"/>
+                <w:sz w:val="18"/>
+                <w:szCs w:val="32"/>
               </w:rPr>
               <w:t>{{SERVICE_LIFE_MONTHS}}</w:t>
             </w:r>
@@ -561,9 +970,16 @@
             <w:vAlign w:val="center"/>
           </w:tcPr>
           <w:p>
+            <w:pPr>
+              <w:rPr>
+                <w:sz w:val="18"/>
+                <w:szCs w:val="32"/>
+              </w:rPr>
+            </w:pPr>
             <w:r>
               <w:rPr>
-                <w:sz w:val="12"/>
+                <w:sz w:val="18"/>
+                <w:szCs w:val="32"/>
               </w:rPr>
               <w:t>{{WORKER_SIGNATURE}}</w:t>
             </w:r>
@@ -580,9 +996,16 @@
             <w:vAlign w:val="center"/>
           </w:tcPr>
           <w:p>
+            <w:pPr>
+              <w:rPr>
+                <w:sz w:val="18"/>
+                <w:szCs w:val="32"/>
+              </w:rPr>
+            </w:pPr>
             <w:r>
               <w:rPr>
-                <w:sz w:val="12"/>
+                <w:sz w:val="18"/>
+                <w:szCs w:val="32"/>
               </w:rPr>
               <w:t>{{LINE_NO_2}}</w:t>
             </w:r>
@@ -594,9 +1017,16 @@
             <w:vAlign w:val="center"/>
           </w:tcPr>
           <w:p>
+            <w:pPr>
+              <w:rPr>
+                <w:sz w:val="18"/>
+                <w:szCs w:val="32"/>
+              </w:rPr>
+            </w:pPr>
             <w:r>
               <w:rPr>
-                <w:sz w:val="12"/>
+                <w:sz w:val="18"/>
+                <w:szCs w:val="32"/>
               </w:rPr>
               <w:t>{{WORKER_NAME_2}}</w:t>
             </w:r>
@@ -608,9 +1038,16 @@
             <w:vAlign w:val="center"/>
           </w:tcPr>
           <w:p>
+            <w:pPr>
+              <w:rPr>
+                <w:sz w:val="18"/>
+                <w:szCs w:val="32"/>
+              </w:rPr>
+            </w:pPr>
             <w:r>
               <w:rPr>
-                <w:sz w:val="12"/>
+                <w:sz w:val="18"/>
+                <w:szCs w:val="32"/>
               </w:rPr>
               <w:t>{{EMPLOYEE_NUMBER_2}}</w:t>
             </w:r>
@@ -622,9 +1059,16 @@
             <w:vAlign w:val="center"/>
           </w:tcPr>
           <w:p>
+            <w:pPr>
+              <w:rPr>
+                <w:sz w:val="18"/>
+                <w:szCs w:val="32"/>
+              </w:rPr>
+            </w:pPr>
             <w:r>
               <w:rPr>
-                <w:sz w:val="12"/>
+                <w:sz w:val="18"/>
+                <w:szCs w:val="32"/>
               </w:rPr>
               <w:t>{{PPE_NAME_2}}</w:t>
             </w:r>
@@ -636,9 +1080,16 @@
             <w:vAlign w:val="center"/>
           </w:tcPr>
           <w:p>
+            <w:pPr>
+              <w:rPr>
+                <w:sz w:val="18"/>
+                <w:szCs w:val="32"/>
+              </w:rPr>
+            </w:pPr>
             <w:r>
               <w:rPr>
-                <w:sz w:val="12"/>
+                <w:sz w:val="18"/>
+                <w:szCs w:val="32"/>
               </w:rPr>
               <w:t>{{PPE_CODE_2}}</w:t>
             </w:r>
@@ -650,9 +1101,16 @@
             <w:vAlign w:val="center"/>
           </w:tcPr>
           <w:p>
+            <w:pPr>
+              <w:rPr>
+                <w:sz w:val="18"/>
+                <w:szCs w:val="32"/>
+              </w:rPr>
+            </w:pPr>
             <w:r>
               <w:rPr>
-                <w:sz w:val="12"/>
+                <w:sz w:val="18"/>
+                <w:szCs w:val="32"/>
               </w:rPr>
               <w:t>{{UNIT_2}}</w:t>
             </w:r>
@@ -664,9 +1122,16 @@
             <w:vAlign w:val="center"/>
           </w:tcPr>
           <w:p>
+            <w:pPr>
+              <w:rPr>
+                <w:sz w:val="18"/>
+                <w:szCs w:val="32"/>
+              </w:rPr>
+            </w:pPr>
             <w:r>
               <w:rPr>
-                <w:sz w:val="12"/>
+                <w:sz w:val="18"/>
+                <w:szCs w:val="32"/>
               </w:rPr>
               <w:t>{{QUANTITY_2}}</w:t>
             </w:r>
@@ -678,9 +1143,16 @@
             <w:vAlign w:val="center"/>
           </w:tcPr>
           <w:p>
+            <w:pPr>
+              <w:rPr>
+                <w:sz w:val="18"/>
+                <w:szCs w:val="32"/>
+              </w:rPr>
+            </w:pPr>
             <w:r>
               <w:rPr>
-                <w:sz w:val="12"/>
+                <w:sz w:val="18"/>
+                <w:szCs w:val="32"/>
               </w:rPr>
               <w:t>{{START_DATE_2}}</w:t>
             </w:r>
@@ -692,9 +1164,16 @@
             <w:vAlign w:val="center"/>
           </w:tcPr>
           <w:p>
+            <w:pPr>
+              <w:rPr>
+                <w:sz w:val="18"/>
+                <w:szCs w:val="32"/>
+              </w:rPr>
+            </w:pPr>
             <w:r>
               <w:rPr>
-                <w:sz w:val="12"/>
+                <w:sz w:val="18"/>
+                <w:szCs w:val="32"/>
               </w:rPr>
               <w:t>{{SERVICE_LIFE_MONTHS_2}}</w:t>
             </w:r>
@@ -706,9 +1185,16 @@
             <w:vAlign w:val="center"/>
           </w:tcPr>
           <w:p>
+            <w:pPr>
+              <w:rPr>
+                <w:sz w:val="18"/>
+                <w:szCs w:val="32"/>
+              </w:rPr>
+            </w:pPr>
             <w:r>
               <w:rPr>
-                <w:sz w:val="12"/>
+                <w:sz w:val="18"/>
+                <w:szCs w:val="32"/>
               </w:rPr>
               <w:t>{{WORKER_SIGNATURE_2}}</w:t>
             </w:r>
@@ -723,12 +1209,12 @@
         <w:tblW w:w="0" w:type="auto"/>
         <w:jc w:val="center"/>
         <w:tblBorders>
-          <w:top w:val="single" w:sz="4" w:space="0" w:color="555555"/>
-          <w:left w:val="single" w:sz="4" w:space="0" w:color="555555"/>
-          <w:bottom w:val="single" w:sz="4" w:space="0" w:color="555555"/>
-          <w:right w:val="single" w:sz="4" w:space="0" w:color="555555"/>
-          <w:insideH w:val="single" w:sz="4" w:space="0" w:color="555555"/>
-          <w:insideV w:val="single" w:sz="4" w:space="0" w:color="555555"/>
+          <w:top w:val="none" w:sz="0" w:space="0" w:color="auto"/>
+          <w:left w:val="none" w:sz="0" w:space="0" w:color="auto"/>
+          <w:bottom w:val="none" w:sz="0" w:space="0" w:color="auto"/>
+          <w:right w:val="none" w:sz="0" w:space="0" w:color="auto"/>
+          <w:insideH w:val="none" w:sz="0" w:space="0" w:color="auto"/>
+          <w:insideV w:val="none" w:sz="0" w:space="0" w:color="auto"/>
         </w:tblBorders>
         <w:tblLook w:val="04A0" w:firstRow="1" w:lastRow="0" w:firstColumn="1" w:lastColumn="0" w:noHBand="0" w:noVBand="1"/>
       </w:tblPr>
@@ -746,12 +1232,42 @@
             <w:vAlign w:val="center"/>
           </w:tcPr>
           <w:p>
+            <w:proofErr w:type="spellStart"/>
             <w:r>
               <w:rPr>
                 <w:sz w:val="20"/>
               </w:rPr>
-              <w:t>Материально ответственное лицо</w:t>
+              <w:t>Материально</w:t>
             </w:r>
+            <w:proofErr w:type="spellEnd"/>
+            <w:r>
+              <w:rPr>
+                <w:sz w:val="20"/>
+              </w:rPr>
+              <w:t xml:space="preserve"> </w:t>
+            </w:r>
+            <w:proofErr w:type="spellStart"/>
+            <w:r>
+              <w:rPr>
+                <w:sz w:val="20"/>
+              </w:rPr>
+              <w:t>ответственное</w:t>
+            </w:r>
+            <w:proofErr w:type="spellEnd"/>
+            <w:r>
+              <w:rPr>
+                <w:sz w:val="20"/>
+              </w:rPr>
+              <w:t xml:space="preserve"> </w:t>
+            </w:r>
+            <w:proofErr w:type="spellStart"/>
+            <w:r>
+              <w:rPr>
+                <w:sz w:val="20"/>
+              </w:rPr>
+              <w:t>лицо</w:t>
+            </w:r>
+            <w:proofErr w:type="spellEnd"/>
           </w:p>
         </w:tc>
         <w:tc>
@@ -760,12 +1276,28 @@
             <w:vAlign w:val="center"/>
           </w:tcPr>
           <w:p>
+            <w:proofErr w:type="spellStart"/>
             <w:r>
               <w:rPr>
                 <w:sz w:val="20"/>
               </w:rPr>
-              <w:t>Руководитель подразделения</w:t>
+              <w:t>Руководитель</w:t>
             </w:r>
+            <w:proofErr w:type="spellEnd"/>
+            <w:r>
+              <w:rPr>
+                <w:sz w:val="20"/>
+              </w:rPr>
+              <w:t xml:space="preserve"> </w:t>
+            </w:r>
+            <w:proofErr w:type="spellStart"/>
+            <w:r>
+              <w:rPr>
+                <w:sz w:val="20"/>
+              </w:rPr>
+              <w:t>подразделения</w:t>
+            </w:r>
+            <w:proofErr w:type="spellEnd"/>
           </w:p>
         </w:tc>
       </w:tr>
@@ -809,13 +1341,7 @@
               <w:rPr>
                 <w:sz w:val="20"/>
               </w:rPr>
-              <w:t xml:space="preserve">/ {{LEFT_SIGNER_NAME}} </w:t>
-            </w:r>
-            <w:r>
-              <w:rPr>
-                <w:sz w:val="20"/>
-              </w:rPr>
-              <w:t>/</w:t>
+              <w:t>/ {{LEFT_SIGNER_NAME}} /</w:t>
             </w:r>
           </w:p>
         </w:tc>

--- a/document_templates/Ведомость выдачи спецодежды перчатки_шаблон.docx
+++ b/document_templates/Ведомость выдачи спецодежды перчатки_шаблон.docx
@@ -1220,7 +1220,7 @@
       </w:tblPr>
       <w:tblGrid>
         <w:gridCol w:w="4772"/>
-        <w:gridCol w:w="4536"/>
+        <w:gridCol w:w="4607"/>
       </w:tblGrid>
       <w:tr>
         <w:trPr>
@@ -1272,7 +1272,7 @@
         </w:tc>
         <w:tc>
           <w:tcPr>
-            <w:tcW w:w="4536" w:type="dxa"/>
+            <w:tcW w:w="4607" w:type="dxa"/>
             <w:vAlign w:val="center"/>
           </w:tcPr>
           <w:p>
@@ -1321,13 +1321,25 @@
               <w:rPr>
                 <w:sz w:val="20"/>
               </w:rPr>
-              <w:t>/ {{RIGHT_SIGNER_NAME}} /</w:t>
+              <w:t>/ {{</w:t>
+            </w:r>
+            <w:r>
+              <w:rPr>
+                <w:sz w:val="20"/>
+              </w:rPr>
+              <w:t>LEFT</w:t>
+            </w:r>
+            <w:r>
+              <w:rPr>
+                <w:sz w:val="20"/>
+              </w:rPr>
+              <w:t>_SIGNER_NAME}} /</w:t>
             </w:r>
           </w:p>
         </w:tc>
         <w:tc>
           <w:tcPr>
-            <w:tcW w:w="4536" w:type="dxa"/>
+            <w:tcW w:w="4607" w:type="dxa"/>
             <w:vAlign w:val="center"/>
           </w:tcPr>
           <w:p>
@@ -1341,7 +1353,19 @@
               <w:rPr>
                 <w:sz w:val="20"/>
               </w:rPr>
-              <w:t>/ {{LEFT_SIGNER_NAME}} /</w:t>
+              <w:t>/ {{</w:t>
+            </w:r>
+            <w:r>
+              <w:rPr>
+                <w:sz w:val="20"/>
+              </w:rPr>
+              <w:t>RIGHT</w:t>
+            </w:r>
+            <w:r>
+              <w:rPr>
+                <w:sz w:val="20"/>
+              </w:rPr>
+              <w:t>_SIGNER_NAME}} /</w:t>
             </w:r>
           </w:p>
         </w:tc>
@@ -1366,7 +1390,7 @@
         </w:tc>
         <w:tc>
           <w:tcPr>
-            <w:tcW w:w="4536" w:type="dxa"/>
+            <w:tcW w:w="4607" w:type="dxa"/>
             <w:vAlign w:val="center"/>
           </w:tcPr>
           <w:p>

--- a/document_templates/Ведомость выдачи спецодежды перчатки_шаблон.docx
+++ b/document_templates/Ведомость выдачи спецодежды перчатки_шаблон.docx
@@ -66,15 +66,7 @@
           <w:b/>
           <w:sz w:val="28"/>
         </w:rPr>
-        <w:t>NUMBER</w:t>
-      </w:r>
-      <w:r>
-        <w:rPr>
-          <w:b/>
-          <w:sz w:val="28"/>
-          <w:lang w:val="ru-RU"/>
-        </w:rPr>
-        <w:t>}}</w:t>
+        <w:t>NUMBER}}</w:t>
       </w:r>
     </w:p>
     <w:p>
@@ -132,14 +124,12 @@
             <w:vAlign w:val="center"/>
           </w:tcPr>
           <w:p>
-            <w:proofErr w:type="spellStart"/>
             <w:r>
               <w:rPr>
                 <w:sz w:val="20"/>
               </w:rPr>
               <w:t>Организация</w:t>
             </w:r>
-            <w:proofErr w:type="spellEnd"/>
           </w:p>
         </w:tc>
         <w:tc>
@@ -170,28 +160,12 @@
             <w:vAlign w:val="center"/>
           </w:tcPr>
           <w:p>
-            <w:proofErr w:type="spellStart"/>
             <w:r>
               <w:rPr>
                 <w:sz w:val="20"/>
               </w:rPr>
-              <w:t>Структурное</w:t>
+              <w:t>Структурное подразделение</w:t>
             </w:r>
-            <w:proofErr w:type="spellEnd"/>
-            <w:r>
-              <w:rPr>
-                <w:sz w:val="20"/>
-              </w:rPr>
-              <w:t xml:space="preserve"> </w:t>
-            </w:r>
-            <w:proofErr w:type="spellStart"/>
-            <w:r>
-              <w:rPr>
-                <w:sz w:val="20"/>
-              </w:rPr>
-              <w:t>подразделение</w:t>
-            </w:r>
-            <w:proofErr w:type="spellEnd"/>
           </w:p>
         </w:tc>
         <w:tc>
@@ -222,28 +196,12 @@
             <w:vAlign w:val="center"/>
           </w:tcPr>
           <w:p>
-            <w:proofErr w:type="spellStart"/>
             <w:r>
               <w:rPr>
                 <w:sz w:val="20"/>
               </w:rPr>
-              <w:t>Дата</w:t>
+              <w:t>Дата составления</w:t>
             </w:r>
-            <w:proofErr w:type="spellEnd"/>
-            <w:r>
-              <w:rPr>
-                <w:sz w:val="20"/>
-              </w:rPr>
-              <w:t xml:space="preserve"> </w:t>
-            </w:r>
-            <w:proofErr w:type="spellStart"/>
-            <w:r>
-              <w:rPr>
-                <w:sz w:val="20"/>
-              </w:rPr>
-              <w:t>составления</w:t>
-            </w:r>
-            <w:proofErr w:type="spellEnd"/>
           </w:p>
         </w:tc>
         <w:tc>
@@ -274,28 +232,12 @@
             <w:vAlign w:val="center"/>
           </w:tcPr>
           <w:p>
-            <w:proofErr w:type="spellStart"/>
             <w:r>
               <w:rPr>
                 <w:sz w:val="20"/>
               </w:rPr>
-              <w:t>Вид</w:t>
+              <w:t>Вид выдачи</w:t>
             </w:r>
-            <w:proofErr w:type="spellEnd"/>
-            <w:r>
-              <w:rPr>
-                <w:sz w:val="20"/>
-              </w:rPr>
-              <w:t xml:space="preserve"> </w:t>
-            </w:r>
-            <w:proofErr w:type="spellStart"/>
-            <w:r>
-              <w:rPr>
-                <w:sz w:val="20"/>
-              </w:rPr>
-              <w:t>выдачи</w:t>
-            </w:r>
-            <w:proofErr w:type="spellEnd"/>
           </w:p>
         </w:tc>
         <w:tc>
@@ -305,19 +247,11 @@
             <w:vAlign w:val="center"/>
           </w:tcPr>
           <w:p>
-            <w:proofErr w:type="spellStart"/>
             <w:r>
               <w:rPr>
                 <w:sz w:val="20"/>
               </w:rPr>
-              <w:t>Перчатки</w:t>
-            </w:r>
-            <w:proofErr w:type="spellEnd"/>
-            <w:r>
-              <w:rPr>
-                <w:sz w:val="20"/>
-              </w:rPr>
-              <w:t xml:space="preserve"> / {{PPE_CATEGORY}}</w:t>
+              <w:t>Перчатки / {{PPE_CATEGORY}}</w:t>
             </w:r>
           </w:p>
         </w:tc>
@@ -364,52 +298,14 @@
                 <w:szCs w:val="32"/>
               </w:rPr>
             </w:pPr>
-            <w:proofErr w:type="spellStart"/>
             <w:r>
               <w:rPr>
                 <w:b/>
                 <w:sz w:val="18"/>
                 <w:szCs w:val="32"/>
               </w:rPr>
-              <w:t>Фамилия</w:t>
+              <w:t>Фамилия, имя, отчество</w:t>
             </w:r>
-            <w:proofErr w:type="spellEnd"/>
-            <w:r>
-              <w:rPr>
-                <w:b/>
-                <w:sz w:val="18"/>
-                <w:szCs w:val="32"/>
-              </w:rPr>
-              <w:t xml:space="preserve">, </w:t>
-            </w:r>
-            <w:proofErr w:type="spellStart"/>
-            <w:r>
-              <w:rPr>
-                <w:b/>
-                <w:sz w:val="18"/>
-                <w:szCs w:val="32"/>
-              </w:rPr>
-              <w:t>имя</w:t>
-            </w:r>
-            <w:proofErr w:type="spellEnd"/>
-            <w:r>
-              <w:rPr>
-                <w:b/>
-                <w:sz w:val="18"/>
-                <w:szCs w:val="32"/>
-              </w:rPr>
-              <w:t xml:space="preserve">, </w:t>
-            </w:r>
-            <w:proofErr w:type="spellStart"/>
-            <w:r>
-              <w:rPr>
-                <w:b/>
-                <w:sz w:val="18"/>
-                <w:szCs w:val="32"/>
-              </w:rPr>
-              <w:t>отчество</w:t>
-            </w:r>
-            <w:proofErr w:type="spellEnd"/>
           </w:p>
         </w:tc>
         <w:tc>
@@ -426,34 +322,14 @@
                 <w:szCs w:val="32"/>
               </w:rPr>
             </w:pPr>
-            <w:proofErr w:type="spellStart"/>
             <w:r>
               <w:rPr>
                 <w:b/>
                 <w:sz w:val="18"/>
                 <w:szCs w:val="32"/>
               </w:rPr>
-              <w:t>Табельный</w:t>
+              <w:t>Табельный номер</w:t>
             </w:r>
-            <w:proofErr w:type="spellEnd"/>
-            <w:r>
-              <w:rPr>
-                <w:b/>
-                <w:sz w:val="18"/>
-                <w:szCs w:val="32"/>
-              </w:rPr>
-              <w:t xml:space="preserve"> </w:t>
-            </w:r>
-            <w:proofErr w:type="spellStart"/>
-            <w:r>
-              <w:rPr>
-                <w:b/>
-                <w:sz w:val="18"/>
-                <w:szCs w:val="32"/>
-              </w:rPr>
-              <w:t>номер</w:t>
-            </w:r>
-            <w:proofErr w:type="spellEnd"/>
           </w:p>
         </w:tc>
         <w:tc>
@@ -470,23 +346,13 @@
                 <w:szCs w:val="32"/>
               </w:rPr>
             </w:pPr>
-            <w:proofErr w:type="spellStart"/>
             <w:r>
               <w:rPr>
                 <w:b/>
                 <w:sz w:val="18"/>
                 <w:szCs w:val="32"/>
               </w:rPr>
-              <w:t>Наименование</w:t>
-            </w:r>
-            <w:proofErr w:type="spellEnd"/>
-            <w:r>
-              <w:rPr>
-                <w:b/>
-                <w:sz w:val="18"/>
-                <w:szCs w:val="32"/>
-              </w:rPr>
-              <w:t xml:space="preserve"> СИЗ</w:t>
+              <w:t>Наименование СИЗ</w:t>
             </w:r>
           </w:p>
         </w:tc>
@@ -504,34 +370,14 @@
                 <w:szCs w:val="32"/>
               </w:rPr>
             </w:pPr>
-            <w:proofErr w:type="spellStart"/>
             <w:r>
               <w:rPr>
                 <w:b/>
                 <w:sz w:val="18"/>
                 <w:szCs w:val="32"/>
               </w:rPr>
-              <w:t>Номенклатурный</w:t>
+              <w:t>Номенклатурный номер</w:t>
             </w:r>
-            <w:proofErr w:type="spellEnd"/>
-            <w:r>
-              <w:rPr>
-                <w:b/>
-                <w:sz w:val="18"/>
-                <w:szCs w:val="32"/>
-              </w:rPr>
-              <w:t xml:space="preserve"> </w:t>
-            </w:r>
-            <w:proofErr w:type="spellStart"/>
-            <w:r>
-              <w:rPr>
-                <w:b/>
-                <w:sz w:val="18"/>
-                <w:szCs w:val="32"/>
-              </w:rPr>
-              <w:t>номер</w:t>
-            </w:r>
-            <w:proofErr w:type="spellEnd"/>
           </w:p>
         </w:tc>
         <w:tc>
@@ -548,23 +394,13 @@
                 <w:szCs w:val="32"/>
               </w:rPr>
             </w:pPr>
-            <w:proofErr w:type="spellStart"/>
             <w:r>
               <w:rPr>
                 <w:b/>
                 <w:sz w:val="18"/>
                 <w:szCs w:val="32"/>
               </w:rPr>
-              <w:t>Ед</w:t>
-            </w:r>
-            <w:proofErr w:type="spellEnd"/>
-            <w:r>
-              <w:rPr>
-                <w:b/>
-                <w:sz w:val="18"/>
-                <w:szCs w:val="32"/>
-              </w:rPr>
-              <w:t>.</w:t>
+              <w:t>Ед.</w:t>
             </w:r>
           </w:p>
         </w:tc>
@@ -582,7 +418,6 @@
                 <w:szCs w:val="32"/>
               </w:rPr>
             </w:pPr>
-            <w:proofErr w:type="spellStart"/>
             <w:r>
               <w:rPr>
                 <w:b/>
@@ -591,7 +426,6 @@
               </w:rPr>
               <w:t>Количество</w:t>
             </w:r>
-            <w:proofErr w:type="spellEnd"/>
           </w:p>
         </w:tc>
         <w:tc>
@@ -608,52 +442,14 @@
                 <w:szCs w:val="32"/>
               </w:rPr>
             </w:pPr>
-            <w:proofErr w:type="spellStart"/>
             <w:r>
               <w:rPr>
                 <w:b/>
                 <w:sz w:val="18"/>
                 <w:szCs w:val="32"/>
               </w:rPr>
-              <w:t>Дата</w:t>
+              <w:t>Дата поступления в эксплуатацию</w:t>
             </w:r>
-            <w:proofErr w:type="spellEnd"/>
-            <w:r>
-              <w:rPr>
-                <w:b/>
-                <w:sz w:val="18"/>
-                <w:szCs w:val="32"/>
-              </w:rPr>
-              <w:t xml:space="preserve"> </w:t>
-            </w:r>
-            <w:proofErr w:type="spellStart"/>
-            <w:r>
-              <w:rPr>
-                <w:b/>
-                <w:sz w:val="18"/>
-                <w:szCs w:val="32"/>
-              </w:rPr>
-              <w:t>поступления</w:t>
-            </w:r>
-            <w:proofErr w:type="spellEnd"/>
-            <w:r>
-              <w:rPr>
-                <w:b/>
-                <w:sz w:val="18"/>
-                <w:szCs w:val="32"/>
-              </w:rPr>
-              <w:t xml:space="preserve"> в </w:t>
-            </w:r>
-            <w:proofErr w:type="spellStart"/>
-            <w:r>
-              <w:rPr>
-                <w:b/>
-                <w:sz w:val="18"/>
-                <w:szCs w:val="32"/>
-              </w:rPr>
-              <w:t>эксплуатацию</w:t>
-            </w:r>
-            <w:proofErr w:type="spellEnd"/>
           </w:p>
         </w:tc>
         <w:tc>
@@ -670,59 +466,13 @@
                 <w:szCs w:val="32"/>
               </w:rPr>
             </w:pPr>
-            <w:proofErr w:type="spellStart"/>
             <w:r>
               <w:rPr>
                 <w:b/>
                 <w:sz w:val="18"/>
                 <w:szCs w:val="32"/>
               </w:rPr>
-              <w:t>Срок</w:t>
-            </w:r>
-            <w:proofErr w:type="spellEnd"/>
-            <w:r>
-              <w:rPr>
-                <w:b/>
-                <w:sz w:val="18"/>
-                <w:szCs w:val="32"/>
-              </w:rPr>
-              <w:t xml:space="preserve"> </w:t>
-            </w:r>
-            <w:proofErr w:type="spellStart"/>
-            <w:r>
-              <w:rPr>
-                <w:b/>
-                <w:sz w:val="18"/>
-                <w:szCs w:val="32"/>
-              </w:rPr>
-              <w:t>службы</w:t>
-            </w:r>
-            <w:proofErr w:type="spellEnd"/>
-            <w:r>
-              <w:rPr>
-                <w:b/>
-                <w:sz w:val="18"/>
-                <w:szCs w:val="32"/>
-              </w:rPr>
-              <w:t xml:space="preserve">, </w:t>
-            </w:r>
-            <w:proofErr w:type="spellStart"/>
-            <w:r>
-              <w:rPr>
-                <w:b/>
-                <w:sz w:val="18"/>
-                <w:szCs w:val="32"/>
-              </w:rPr>
-              <w:t>мес</w:t>
-            </w:r>
-            <w:proofErr w:type="spellEnd"/>
-            <w:r>
-              <w:rPr>
-                <w:b/>
-                <w:sz w:val="18"/>
-                <w:szCs w:val="32"/>
-              </w:rPr>
-              <w:t>.</w:t>
+              <w:t>Срок службы, мес.</w:t>
             </w:r>
           </w:p>
         </w:tc>
@@ -740,34 +490,14 @@
                 <w:szCs w:val="32"/>
               </w:rPr>
             </w:pPr>
-            <w:proofErr w:type="spellStart"/>
             <w:r>
               <w:rPr>
                 <w:b/>
                 <w:sz w:val="18"/>
                 <w:szCs w:val="32"/>
               </w:rPr>
-              <w:t>Подпись</w:t>
+              <w:t>Подпись получившего</w:t>
             </w:r>
-            <w:proofErr w:type="spellEnd"/>
-            <w:r>
-              <w:rPr>
-                <w:b/>
-                <w:sz w:val="18"/>
-                <w:szCs w:val="32"/>
-              </w:rPr>
-              <w:t xml:space="preserve"> </w:t>
-            </w:r>
-            <w:proofErr w:type="spellStart"/>
-            <w:r>
-              <w:rPr>
-                <w:b/>
-                <w:sz w:val="18"/>
-                <w:szCs w:val="32"/>
-              </w:rPr>
-              <w:t>получившего</w:t>
-            </w:r>
-            <w:proofErr w:type="spellEnd"/>
           </w:p>
         </w:tc>
       </w:tr>
@@ -1232,42 +962,12 @@
             <w:vAlign w:val="center"/>
           </w:tcPr>
           <w:p>
-            <w:proofErr w:type="spellStart"/>
             <w:r>
               <w:rPr>
                 <w:sz w:val="20"/>
               </w:rPr>
-              <w:t>Материально</w:t>
+              <w:t>Материально ответственное лицо</w:t>
             </w:r>
-            <w:proofErr w:type="spellEnd"/>
-            <w:r>
-              <w:rPr>
-                <w:sz w:val="20"/>
-              </w:rPr>
-              <w:t xml:space="preserve"> </w:t>
-            </w:r>
-            <w:proofErr w:type="spellStart"/>
-            <w:r>
-              <w:rPr>
-                <w:sz w:val="20"/>
-              </w:rPr>
-              <w:t>ответственное</w:t>
-            </w:r>
-            <w:proofErr w:type="spellEnd"/>
-            <w:r>
-              <w:rPr>
-                <w:sz w:val="20"/>
-              </w:rPr>
-              <w:t xml:space="preserve"> </w:t>
-            </w:r>
-            <w:proofErr w:type="spellStart"/>
-            <w:r>
-              <w:rPr>
-                <w:sz w:val="20"/>
-              </w:rPr>
-              <w:t>лицо</w:t>
-            </w:r>
-            <w:proofErr w:type="spellEnd"/>
           </w:p>
         </w:tc>
         <w:tc>
@@ -1276,28 +976,12 @@
             <w:vAlign w:val="center"/>
           </w:tcPr>
           <w:p>
-            <w:proofErr w:type="spellStart"/>
             <w:r>
               <w:rPr>
                 <w:sz w:val="20"/>
               </w:rPr>
-              <w:t>Руководитель</w:t>
+              <w:t>Руководитель подразделения</w:t>
             </w:r>
-            <w:proofErr w:type="spellEnd"/>
-            <w:r>
-              <w:rPr>
-                <w:sz w:val="20"/>
-              </w:rPr>
-              <w:t xml:space="preserve"> </w:t>
-            </w:r>
-            <w:proofErr w:type="spellStart"/>
-            <w:r>
-              <w:rPr>
-                <w:sz w:val="20"/>
-              </w:rPr>
-              <w:t>подразделения</w:t>
-            </w:r>
-            <w:proofErr w:type="spellEnd"/>
           </w:p>
         </w:tc>
       </w:tr>

--- a/document_templates/Ведомость выдачи спецодежды перчатки_шаблон.docx
+++ b/document_templates/Ведомость выдачи спецодежды перчатки_шаблон.docx
@@ -44,29 +44,7 @@
           <w:sz w:val="28"/>
           <w:lang w:val="ru-RU"/>
         </w:rPr>
-        <w:t>{{</w:t>
-      </w:r>
-      <w:r>
-        <w:rPr>
-          <w:b/>
-          <w:sz w:val="28"/>
-        </w:rPr>
-        <w:t>DOCUMENT</w:t>
-      </w:r>
-      <w:r>
-        <w:rPr>
-          <w:b/>
-          <w:sz w:val="28"/>
-          <w:lang w:val="ru-RU"/>
-        </w:rPr>
-        <w:t>_</w:t>
-      </w:r>
-      <w:r>
-        <w:rPr>
-          <w:b/>
-          <w:sz w:val="28"/>
-        </w:rPr>
-        <w:t>NUMBER}}</w:t>
+        <w:t>{{DOCUMENT_NUMBER}}</w:t>
       </w:r>
     </w:p>
     <w:p>

--- a/document_templates/Ведомость выдачи спецодежды перчатки_шаблон.docx
+++ b/document_templates/Ведомость выдачи спецодежды перчатки_шаблон.docx
@@ -79,13 +79,13 @@
         <w:tblLook w:val="04A0" w:firstRow="1" w:lastRow="0" w:firstColumn="1" w:lastColumn="0" w:noHBand="0" w:noVBand="1"/>
       </w:tblPr>
       <w:tblGrid>
-        <w:gridCol w:w="1167"/>
+        <w:gridCol w:w="1168"/>
         <w:gridCol w:w="1640"/>
         <w:gridCol w:w="1951"/>
         <w:gridCol w:w="1293"/>
         <w:gridCol w:w="1294"/>
         <w:gridCol w:w="923"/>
-        <w:gridCol w:w="1293"/>
+        <w:gridCol w:w="1292"/>
         <w:gridCol w:w="1448"/>
         <w:gridCol w:w="2136"/>
         <w:gridCol w:w="2003"/>
@@ -102,12 +102,21 @@
             <w:vAlign w:val="center"/>
           </w:tcPr>
           <w:p>
+            <w:pPr>
+              <w:rPr>
+                <w:sz w:val="22"/>
+                <w:szCs w:val="24"/>
+              </w:rPr>
+            </w:pPr>
+            <w:proofErr w:type="spellStart"/>
             <w:r>
               <w:rPr>
-                <w:sz w:val="20"/>
+                <w:sz w:val="22"/>
+                <w:szCs w:val="24"/>
               </w:rPr>
               <w:t>Организация</w:t>
             </w:r>
+            <w:proofErr w:type="spellEnd"/>
           </w:p>
         </w:tc>
         <w:tc>
@@ -117,9 +126,16 @@
             <w:vAlign w:val="center"/>
           </w:tcPr>
           <w:p>
+            <w:pPr>
+              <w:rPr>
+                <w:sz w:val="22"/>
+                <w:szCs w:val="24"/>
+              </w:rPr>
+            </w:pPr>
             <w:r>
               <w:rPr>
-                <w:sz w:val="20"/>
+                <w:sz w:val="22"/>
+                <w:szCs w:val="24"/>
               </w:rPr>
               <w:t>{{ORGANIZATION_NAME}}</w:t>
             </w:r>
@@ -138,12 +154,37 @@
             <w:vAlign w:val="center"/>
           </w:tcPr>
           <w:p>
+            <w:pPr>
+              <w:rPr>
+                <w:sz w:val="22"/>
+                <w:szCs w:val="24"/>
+              </w:rPr>
+            </w:pPr>
+            <w:proofErr w:type="spellStart"/>
             <w:r>
               <w:rPr>
-                <w:sz w:val="20"/>
+                <w:sz w:val="22"/>
+                <w:szCs w:val="24"/>
               </w:rPr>
-              <w:t>Структурное подразделение</w:t>
+              <w:t>Структурное</w:t>
             </w:r>
+            <w:proofErr w:type="spellEnd"/>
+            <w:r>
+              <w:rPr>
+                <w:sz w:val="22"/>
+                <w:szCs w:val="24"/>
+              </w:rPr>
+              <w:t xml:space="preserve"> </w:t>
+            </w:r>
+            <w:proofErr w:type="spellStart"/>
+            <w:r>
+              <w:rPr>
+                <w:sz w:val="22"/>
+                <w:szCs w:val="24"/>
+              </w:rPr>
+              <w:t>подразделение</w:t>
+            </w:r>
+            <w:proofErr w:type="spellEnd"/>
           </w:p>
         </w:tc>
         <w:tc>
@@ -153,9 +194,16 @@
             <w:vAlign w:val="center"/>
           </w:tcPr>
           <w:p>
+            <w:pPr>
+              <w:rPr>
+                <w:sz w:val="22"/>
+                <w:szCs w:val="24"/>
+              </w:rPr>
+            </w:pPr>
             <w:r>
               <w:rPr>
-                <w:sz w:val="20"/>
+                <w:sz w:val="22"/>
+                <w:szCs w:val="24"/>
               </w:rPr>
               <w:t>{{SITE_NAME}}</w:t>
             </w:r>
@@ -174,12 +222,37 @@
             <w:vAlign w:val="center"/>
           </w:tcPr>
           <w:p>
+            <w:pPr>
+              <w:rPr>
+                <w:sz w:val="22"/>
+                <w:szCs w:val="24"/>
+              </w:rPr>
+            </w:pPr>
+            <w:proofErr w:type="spellStart"/>
             <w:r>
               <w:rPr>
-                <w:sz w:val="20"/>
+                <w:sz w:val="22"/>
+                <w:szCs w:val="24"/>
               </w:rPr>
-              <w:t>Дата составления</w:t>
+              <w:t>Дата</w:t>
             </w:r>
+            <w:proofErr w:type="spellEnd"/>
+            <w:r>
+              <w:rPr>
+                <w:sz w:val="22"/>
+                <w:szCs w:val="24"/>
+              </w:rPr>
+              <w:t xml:space="preserve"> </w:t>
+            </w:r>
+            <w:proofErr w:type="spellStart"/>
+            <w:r>
+              <w:rPr>
+                <w:sz w:val="22"/>
+                <w:szCs w:val="24"/>
+              </w:rPr>
+              <w:t>составления</w:t>
+            </w:r>
+            <w:proofErr w:type="spellEnd"/>
           </w:p>
         </w:tc>
         <w:tc>
@@ -189,9 +262,16 @@
             <w:vAlign w:val="center"/>
           </w:tcPr>
           <w:p>
+            <w:pPr>
+              <w:rPr>
+                <w:sz w:val="22"/>
+                <w:szCs w:val="24"/>
+              </w:rPr>
+            </w:pPr>
             <w:r>
               <w:rPr>
-                <w:sz w:val="20"/>
+                <w:sz w:val="22"/>
+                <w:szCs w:val="24"/>
               </w:rPr>
               <w:t>{{DOCUMENT_DATE}}</w:t>
             </w:r>
@@ -210,12 +290,37 @@
             <w:vAlign w:val="center"/>
           </w:tcPr>
           <w:p>
+            <w:pPr>
+              <w:rPr>
+                <w:sz w:val="22"/>
+                <w:szCs w:val="24"/>
+              </w:rPr>
+            </w:pPr>
+            <w:proofErr w:type="spellStart"/>
             <w:r>
               <w:rPr>
-                <w:sz w:val="20"/>
+                <w:sz w:val="22"/>
+                <w:szCs w:val="24"/>
               </w:rPr>
-              <w:t>Вид выдачи</w:t>
+              <w:t>Вид</w:t>
             </w:r>
+            <w:proofErr w:type="spellEnd"/>
+            <w:r>
+              <w:rPr>
+                <w:sz w:val="22"/>
+                <w:szCs w:val="24"/>
+              </w:rPr>
+              <w:t xml:space="preserve"> </w:t>
+            </w:r>
+            <w:proofErr w:type="spellStart"/>
+            <w:r>
+              <w:rPr>
+                <w:sz w:val="22"/>
+                <w:szCs w:val="24"/>
+              </w:rPr>
+              <w:t>выдачи</w:t>
+            </w:r>
+            <w:proofErr w:type="spellEnd"/>
           </w:p>
         </w:tc>
         <w:tc>
@@ -225,11 +330,27 @@
             <w:vAlign w:val="center"/>
           </w:tcPr>
           <w:p>
+            <w:pPr>
+              <w:rPr>
+                <w:sz w:val="22"/>
+                <w:szCs w:val="24"/>
+              </w:rPr>
+            </w:pPr>
+            <w:proofErr w:type="spellStart"/>
             <w:r>
               <w:rPr>
-                <w:sz w:val="20"/>
+                <w:sz w:val="22"/>
+                <w:szCs w:val="24"/>
               </w:rPr>
-              <w:t>Перчатки / {{PPE_CATEGORY}}</w:t>
+              <w:t>Перчатки</w:t>
+            </w:r>
+            <w:proofErr w:type="spellEnd"/>
+            <w:r>
+              <w:rPr>
+                <w:sz w:val="22"/>
+                <w:szCs w:val="24"/>
+              </w:rPr>
+              <w:t xml:space="preserve"> / {{PPE_CATEGORY}}</w:t>
             </w:r>
           </w:p>
         </w:tc>
@@ -248,15 +369,15 @@
             <w:pPr>
               <w:jc w:val="center"/>
               <w:rPr>
-                <w:sz w:val="18"/>
-                <w:szCs w:val="32"/>
+                <w:sz w:val="22"/>
+                <w:szCs w:val="24"/>
               </w:rPr>
             </w:pPr>
             <w:r>
               <w:rPr>
                 <w:b/>
-                <w:sz w:val="18"/>
-                <w:szCs w:val="32"/>
+                <w:sz w:val="22"/>
+                <w:szCs w:val="24"/>
               </w:rPr>
               <w:t>№</w:t>
             </w:r>
@@ -272,18 +393,56 @@
             <w:pPr>
               <w:jc w:val="center"/>
               <w:rPr>
-                <w:sz w:val="18"/>
-                <w:szCs w:val="32"/>
+                <w:sz w:val="22"/>
+                <w:szCs w:val="24"/>
               </w:rPr>
             </w:pPr>
+            <w:proofErr w:type="spellStart"/>
             <w:r>
               <w:rPr>
                 <w:b/>
-                <w:sz w:val="18"/>
-                <w:szCs w:val="32"/>
+                <w:sz w:val="22"/>
+                <w:szCs w:val="24"/>
               </w:rPr>
-              <w:t>Фамилия, имя, отчество</w:t>
+              <w:t>Фамилия</w:t>
             </w:r>
+            <w:proofErr w:type="spellEnd"/>
+            <w:r>
+              <w:rPr>
+                <w:b/>
+                <w:sz w:val="22"/>
+                <w:szCs w:val="24"/>
+              </w:rPr>
+              <w:t xml:space="preserve">, </w:t>
+            </w:r>
+            <w:proofErr w:type="spellStart"/>
+            <w:r>
+              <w:rPr>
+                <w:b/>
+                <w:sz w:val="22"/>
+                <w:szCs w:val="24"/>
+              </w:rPr>
+              <w:t>имя</w:t>
+            </w:r>
+            <w:proofErr w:type="spellEnd"/>
+            <w:r>
+              <w:rPr>
+                <w:b/>
+                <w:sz w:val="22"/>
+                <w:szCs w:val="24"/>
+              </w:rPr>
+              <w:t xml:space="preserve">, </w:t>
+            </w:r>
+            <w:proofErr w:type="spellStart"/>
+            <w:r>
+              <w:rPr>
+                <w:b/>
+                <w:sz w:val="22"/>
+                <w:szCs w:val="24"/>
+              </w:rPr>
+              <w:t>отчество</w:t>
+            </w:r>
+            <w:proofErr w:type="spellEnd"/>
           </w:p>
         </w:tc>
         <w:tc>
@@ -296,18 +455,38 @@
             <w:pPr>
               <w:jc w:val="center"/>
               <w:rPr>
-                <w:sz w:val="18"/>
-                <w:szCs w:val="32"/>
+                <w:sz w:val="22"/>
+                <w:szCs w:val="24"/>
               </w:rPr>
             </w:pPr>
+            <w:proofErr w:type="spellStart"/>
             <w:r>
               <w:rPr>
                 <w:b/>
-                <w:sz w:val="18"/>
-                <w:szCs w:val="32"/>
+                <w:sz w:val="22"/>
+                <w:szCs w:val="24"/>
               </w:rPr>
-              <w:t>Табельный номер</w:t>
+              <w:t>Табельный</w:t>
             </w:r>
+            <w:proofErr w:type="spellEnd"/>
+            <w:r>
+              <w:rPr>
+                <w:b/>
+                <w:sz w:val="22"/>
+                <w:szCs w:val="24"/>
+              </w:rPr>
+              <w:t xml:space="preserve"> </w:t>
+            </w:r>
+            <w:proofErr w:type="spellStart"/>
+            <w:r>
+              <w:rPr>
+                <w:b/>
+                <w:sz w:val="22"/>
+                <w:szCs w:val="24"/>
+              </w:rPr>
+              <w:t>номер</w:t>
+            </w:r>
+            <w:proofErr w:type="spellEnd"/>
           </w:p>
         </w:tc>
         <w:tc>
@@ -320,17 +499,27 @@
             <w:pPr>
               <w:jc w:val="center"/>
               <w:rPr>
-                <w:sz w:val="18"/>
-                <w:szCs w:val="32"/>
+                <w:sz w:val="22"/>
+                <w:szCs w:val="24"/>
               </w:rPr>
             </w:pPr>
+            <w:proofErr w:type="spellStart"/>
             <w:r>
               <w:rPr>
                 <w:b/>
-                <w:sz w:val="18"/>
-                <w:szCs w:val="32"/>
+                <w:sz w:val="22"/>
+                <w:szCs w:val="24"/>
               </w:rPr>
-              <w:t>Наименование СИЗ</w:t>
+              <w:t>Наименование</w:t>
+            </w:r>
+            <w:proofErr w:type="spellEnd"/>
+            <w:r>
+              <w:rPr>
+                <w:b/>
+                <w:sz w:val="22"/>
+                <w:szCs w:val="24"/>
+              </w:rPr>
+              <w:t xml:space="preserve"> СИЗ</w:t>
             </w:r>
           </w:p>
         </w:tc>
@@ -344,18 +533,38 @@
             <w:pPr>
               <w:jc w:val="center"/>
               <w:rPr>
-                <w:sz w:val="18"/>
-                <w:szCs w:val="32"/>
+                <w:sz w:val="22"/>
+                <w:szCs w:val="24"/>
               </w:rPr>
             </w:pPr>
+            <w:proofErr w:type="spellStart"/>
             <w:r>
               <w:rPr>
                 <w:b/>
-                <w:sz w:val="18"/>
-                <w:szCs w:val="32"/>
+                <w:sz w:val="22"/>
+                <w:szCs w:val="24"/>
               </w:rPr>
-              <w:t>Номенклатурный номер</w:t>
+              <w:t>Номенклатурный</w:t>
             </w:r>
+            <w:proofErr w:type="spellEnd"/>
+            <w:r>
+              <w:rPr>
+                <w:b/>
+                <w:sz w:val="22"/>
+                <w:szCs w:val="24"/>
+              </w:rPr>
+              <w:t xml:space="preserve"> </w:t>
+            </w:r>
+            <w:proofErr w:type="spellStart"/>
+            <w:r>
+              <w:rPr>
+                <w:b/>
+                <w:sz w:val="22"/>
+                <w:szCs w:val="24"/>
+              </w:rPr>
+              <w:t>номер</w:t>
+            </w:r>
+            <w:proofErr w:type="spellEnd"/>
           </w:p>
         </w:tc>
         <w:tc>
@@ -368,17 +577,27 @@
             <w:pPr>
               <w:jc w:val="center"/>
               <w:rPr>
-                <w:sz w:val="18"/>
-                <w:szCs w:val="32"/>
+                <w:sz w:val="22"/>
+                <w:szCs w:val="24"/>
               </w:rPr>
             </w:pPr>
+            <w:proofErr w:type="spellStart"/>
             <w:r>
               <w:rPr>
                 <w:b/>
-                <w:sz w:val="18"/>
-                <w:szCs w:val="32"/>
+                <w:sz w:val="22"/>
+                <w:szCs w:val="24"/>
               </w:rPr>
-              <w:t>Ед.</w:t>
+              <w:t>Ед</w:t>
+            </w:r>
+            <w:proofErr w:type="spellEnd"/>
+            <w:r>
+              <w:rPr>
+                <w:b/>
+                <w:sz w:val="22"/>
+                <w:szCs w:val="24"/>
+              </w:rPr>
+              <w:t>.</w:t>
             </w:r>
           </w:p>
         </w:tc>
@@ -392,18 +611,20 @@
             <w:pPr>
               <w:jc w:val="center"/>
               <w:rPr>
-                <w:sz w:val="18"/>
-                <w:szCs w:val="32"/>
+                <w:sz w:val="22"/>
+                <w:szCs w:val="24"/>
               </w:rPr>
             </w:pPr>
+            <w:proofErr w:type="spellStart"/>
             <w:r>
               <w:rPr>
                 <w:b/>
-                <w:sz w:val="18"/>
-                <w:szCs w:val="32"/>
+                <w:sz w:val="22"/>
+                <w:szCs w:val="24"/>
               </w:rPr>
               <w:t>Количество</w:t>
             </w:r>
+            <w:proofErr w:type="spellEnd"/>
           </w:p>
         </w:tc>
         <w:tc>
@@ -416,18 +637,56 @@
             <w:pPr>
               <w:jc w:val="center"/>
               <w:rPr>
-                <w:sz w:val="18"/>
-                <w:szCs w:val="32"/>
+                <w:sz w:val="22"/>
+                <w:szCs w:val="24"/>
               </w:rPr>
             </w:pPr>
+            <w:proofErr w:type="spellStart"/>
             <w:r>
               <w:rPr>
                 <w:b/>
-                <w:sz w:val="18"/>
-                <w:szCs w:val="32"/>
+                <w:sz w:val="22"/>
+                <w:szCs w:val="24"/>
               </w:rPr>
-              <w:t>Дата поступления в эксплуатацию</w:t>
+              <w:t>Дата</w:t>
             </w:r>
+            <w:proofErr w:type="spellEnd"/>
+            <w:r>
+              <w:rPr>
+                <w:b/>
+                <w:sz w:val="22"/>
+                <w:szCs w:val="24"/>
+              </w:rPr>
+              <w:t xml:space="preserve"> </w:t>
+            </w:r>
+            <w:proofErr w:type="spellStart"/>
+            <w:r>
+              <w:rPr>
+                <w:b/>
+                <w:sz w:val="22"/>
+                <w:szCs w:val="24"/>
+              </w:rPr>
+              <w:t>поступления</w:t>
+            </w:r>
+            <w:proofErr w:type="spellEnd"/>
+            <w:r>
+              <w:rPr>
+                <w:b/>
+                <w:sz w:val="22"/>
+                <w:szCs w:val="24"/>
+              </w:rPr>
+              <w:t xml:space="preserve"> в </w:t>
+            </w:r>
+            <w:proofErr w:type="spellStart"/>
+            <w:r>
+              <w:rPr>
+                <w:b/>
+                <w:sz w:val="22"/>
+                <w:szCs w:val="24"/>
+              </w:rPr>
+              <w:t>эксплуатацию</w:t>
+            </w:r>
+            <w:proofErr w:type="spellEnd"/>
           </w:p>
         </w:tc>
         <w:tc>
@@ -440,17 +699,63 @@
             <w:pPr>
               <w:jc w:val="center"/>
               <w:rPr>
-                <w:sz w:val="18"/>
-                <w:szCs w:val="32"/>
+                <w:sz w:val="22"/>
+                <w:szCs w:val="24"/>
               </w:rPr>
             </w:pPr>
+            <w:proofErr w:type="spellStart"/>
             <w:r>
               <w:rPr>
                 <w:b/>
-                <w:sz w:val="18"/>
-                <w:szCs w:val="32"/>
+                <w:sz w:val="22"/>
+                <w:szCs w:val="24"/>
               </w:rPr>
-              <w:t>Срок службы, мес.</w:t>
+              <w:t>Срок</w:t>
+            </w:r>
+            <w:proofErr w:type="spellEnd"/>
+            <w:r>
+              <w:rPr>
+                <w:b/>
+                <w:sz w:val="22"/>
+                <w:szCs w:val="24"/>
+              </w:rPr>
+              <w:t xml:space="preserve"> </w:t>
+            </w:r>
+            <w:proofErr w:type="spellStart"/>
+            <w:r>
+              <w:rPr>
+                <w:b/>
+                <w:sz w:val="22"/>
+                <w:szCs w:val="24"/>
+              </w:rPr>
+              <w:t>службы</w:t>
+            </w:r>
+            <w:proofErr w:type="spellEnd"/>
+            <w:r>
+              <w:rPr>
+                <w:b/>
+                <w:sz w:val="22"/>
+                <w:szCs w:val="24"/>
+              </w:rPr>
+              <w:t xml:space="preserve">, </w:t>
+            </w:r>
+            <w:proofErr w:type="spellStart"/>
+            <w:r>
+              <w:rPr>
+                <w:b/>
+                <w:sz w:val="22"/>
+                <w:szCs w:val="24"/>
+              </w:rPr>
+              <w:t>мес</w:t>
+            </w:r>
+            <w:proofErr w:type="spellEnd"/>
+            <w:r>
+              <w:rPr>
+                <w:b/>
+                <w:sz w:val="22"/>
+                <w:szCs w:val="24"/>
+              </w:rPr>
+              <w:t>.</w:t>
             </w:r>
           </w:p>
         </w:tc>
@@ -464,18 +769,38 @@
             <w:pPr>
               <w:jc w:val="center"/>
               <w:rPr>
-                <w:sz w:val="18"/>
-                <w:szCs w:val="32"/>
+                <w:sz w:val="22"/>
+                <w:szCs w:val="24"/>
               </w:rPr>
             </w:pPr>
+            <w:proofErr w:type="spellStart"/>
             <w:r>
               <w:rPr>
                 <w:b/>
-                <w:sz w:val="18"/>
-                <w:szCs w:val="32"/>
+                <w:sz w:val="22"/>
+                <w:szCs w:val="24"/>
               </w:rPr>
-              <w:t>Подпись получившего</w:t>
+              <w:t>Подпись</w:t>
             </w:r>
+            <w:proofErr w:type="spellEnd"/>
+            <w:r>
+              <w:rPr>
+                <w:b/>
+                <w:sz w:val="22"/>
+                <w:szCs w:val="24"/>
+              </w:rPr>
+              <w:t xml:space="preserve"> </w:t>
+            </w:r>
+            <w:proofErr w:type="spellStart"/>
+            <w:r>
+              <w:rPr>
+                <w:b/>
+                <w:sz w:val="22"/>
+                <w:szCs w:val="24"/>
+              </w:rPr>
+              <w:t>получившего</w:t>
+            </w:r>
+            <w:proofErr w:type="spellEnd"/>
           </w:p>
         </w:tc>
       </w:tr>
@@ -491,14 +816,14 @@
           <w:p>
             <w:pPr>
               <w:rPr>
-                <w:sz w:val="18"/>
-                <w:szCs w:val="32"/>
+                <w:sz w:val="22"/>
+                <w:szCs w:val="24"/>
               </w:rPr>
             </w:pPr>
             <w:r>
               <w:rPr>
-                <w:sz w:val="18"/>
-                <w:szCs w:val="32"/>
+                <w:sz w:val="22"/>
+                <w:szCs w:val="24"/>
               </w:rPr>
               <w:t>{{LINE_NO}}</w:t>
             </w:r>
@@ -512,14 +837,14 @@
           <w:p>
             <w:pPr>
               <w:rPr>
-                <w:sz w:val="18"/>
-                <w:szCs w:val="32"/>
+                <w:sz w:val="22"/>
+                <w:szCs w:val="24"/>
               </w:rPr>
             </w:pPr>
             <w:r>
               <w:rPr>
-                <w:sz w:val="18"/>
-                <w:szCs w:val="32"/>
+                <w:sz w:val="22"/>
+                <w:szCs w:val="24"/>
               </w:rPr>
               <w:t>{{WORKER_NAME}}</w:t>
             </w:r>
@@ -533,14 +858,14 @@
           <w:p>
             <w:pPr>
               <w:rPr>
-                <w:sz w:val="18"/>
-                <w:szCs w:val="32"/>
+                <w:sz w:val="22"/>
+                <w:szCs w:val="24"/>
               </w:rPr>
             </w:pPr>
             <w:r>
               <w:rPr>
-                <w:sz w:val="18"/>
-                <w:szCs w:val="32"/>
+                <w:sz w:val="22"/>
+                <w:szCs w:val="24"/>
               </w:rPr>
               <w:t>{{EMPLOYEE_NUMBER}}</w:t>
             </w:r>
@@ -554,14 +879,14 @@
           <w:p>
             <w:pPr>
               <w:rPr>
-                <w:sz w:val="18"/>
-                <w:szCs w:val="32"/>
+                <w:sz w:val="22"/>
+                <w:szCs w:val="24"/>
               </w:rPr>
             </w:pPr>
             <w:r>
               <w:rPr>
-                <w:sz w:val="18"/>
-                <w:szCs w:val="32"/>
+                <w:sz w:val="22"/>
+                <w:szCs w:val="24"/>
               </w:rPr>
               <w:t>{{PPE_NAME}}</w:t>
             </w:r>
@@ -575,14 +900,14 @@
           <w:p>
             <w:pPr>
               <w:rPr>
-                <w:sz w:val="18"/>
-                <w:szCs w:val="32"/>
+                <w:sz w:val="22"/>
+                <w:szCs w:val="24"/>
               </w:rPr>
             </w:pPr>
             <w:r>
               <w:rPr>
-                <w:sz w:val="18"/>
-                <w:szCs w:val="32"/>
+                <w:sz w:val="22"/>
+                <w:szCs w:val="24"/>
               </w:rPr>
               <w:t>{{PPE_CODE}}</w:t>
             </w:r>
@@ -596,14 +921,14 @@
           <w:p>
             <w:pPr>
               <w:rPr>
-                <w:sz w:val="18"/>
-                <w:szCs w:val="32"/>
+                <w:sz w:val="22"/>
+                <w:szCs w:val="24"/>
               </w:rPr>
             </w:pPr>
             <w:r>
               <w:rPr>
-                <w:sz w:val="18"/>
-                <w:szCs w:val="32"/>
+                <w:sz w:val="22"/>
+                <w:szCs w:val="24"/>
               </w:rPr>
               <w:t>{{UNIT}}</w:t>
             </w:r>
@@ -617,14 +942,14 @@
           <w:p>
             <w:pPr>
               <w:rPr>
-                <w:sz w:val="18"/>
-                <w:szCs w:val="32"/>
+                <w:sz w:val="22"/>
+                <w:szCs w:val="24"/>
               </w:rPr>
             </w:pPr>
             <w:r>
               <w:rPr>
-                <w:sz w:val="18"/>
-                <w:szCs w:val="32"/>
+                <w:sz w:val="22"/>
+                <w:szCs w:val="24"/>
               </w:rPr>
               <w:t>{{QUANTITY}}</w:t>
             </w:r>
@@ -638,14 +963,14 @@
           <w:p>
             <w:pPr>
               <w:rPr>
-                <w:sz w:val="18"/>
-                <w:szCs w:val="32"/>
+                <w:sz w:val="22"/>
+                <w:szCs w:val="24"/>
               </w:rPr>
             </w:pPr>
             <w:r>
               <w:rPr>
-                <w:sz w:val="18"/>
-                <w:szCs w:val="32"/>
+                <w:sz w:val="22"/>
+                <w:szCs w:val="24"/>
               </w:rPr>
               <w:t>{{START_DATE}}</w:t>
             </w:r>
@@ -659,14 +984,14 @@
           <w:p>
             <w:pPr>
               <w:rPr>
-                <w:sz w:val="18"/>
-                <w:szCs w:val="32"/>
+                <w:sz w:val="22"/>
+                <w:szCs w:val="24"/>
               </w:rPr>
             </w:pPr>
             <w:r>
               <w:rPr>
-                <w:sz w:val="18"/>
-                <w:szCs w:val="32"/>
+                <w:sz w:val="22"/>
+                <w:szCs w:val="24"/>
               </w:rPr>
               <w:t>{{SERVICE_LIFE_MONTHS}}</w:t>
             </w:r>
@@ -680,14 +1005,14 @@
           <w:p>
             <w:pPr>
               <w:rPr>
-                <w:sz w:val="18"/>
-                <w:szCs w:val="32"/>
+                <w:sz w:val="22"/>
+                <w:szCs w:val="24"/>
               </w:rPr>
             </w:pPr>
             <w:r>
               <w:rPr>
-                <w:sz w:val="18"/>
-                <w:szCs w:val="32"/>
+                <w:sz w:val="22"/>
+                <w:szCs w:val="24"/>
               </w:rPr>
               <w:t>{{WORKER_SIGNATURE}}</w:t>
             </w:r>
@@ -706,14 +1031,14 @@
           <w:p>
             <w:pPr>
               <w:rPr>
-                <w:sz w:val="18"/>
-                <w:szCs w:val="32"/>
+                <w:sz w:val="22"/>
+                <w:szCs w:val="24"/>
               </w:rPr>
             </w:pPr>
             <w:r>
               <w:rPr>
-                <w:sz w:val="18"/>
-                <w:szCs w:val="32"/>
+                <w:sz w:val="22"/>
+                <w:szCs w:val="24"/>
               </w:rPr>
               <w:t>{{LINE_NO_2}}</w:t>
             </w:r>
@@ -727,14 +1052,14 @@
           <w:p>
             <w:pPr>
               <w:rPr>
-                <w:sz w:val="18"/>
-                <w:szCs w:val="32"/>
+                <w:sz w:val="22"/>
+                <w:szCs w:val="24"/>
               </w:rPr>
             </w:pPr>
             <w:r>
               <w:rPr>
-                <w:sz w:val="18"/>
-                <w:szCs w:val="32"/>
+                <w:sz w:val="22"/>
+                <w:szCs w:val="24"/>
               </w:rPr>
               <w:t>{{WORKER_NAME_2}}</w:t>
             </w:r>
@@ -748,14 +1073,14 @@
           <w:p>
             <w:pPr>
               <w:rPr>
-                <w:sz w:val="18"/>
-                <w:szCs w:val="32"/>
+                <w:sz w:val="22"/>
+                <w:szCs w:val="24"/>
               </w:rPr>
             </w:pPr>
             <w:r>
               <w:rPr>
-                <w:sz w:val="18"/>
-                <w:szCs w:val="32"/>
+                <w:sz w:val="22"/>
+                <w:szCs w:val="24"/>
               </w:rPr>
               <w:t>{{EMPLOYEE_NUMBER_2}}</w:t>
             </w:r>
@@ -769,14 +1094,14 @@
           <w:p>
             <w:pPr>
               <w:rPr>
-                <w:sz w:val="18"/>
-                <w:szCs w:val="32"/>
+                <w:sz w:val="22"/>
+                <w:szCs w:val="24"/>
               </w:rPr>
             </w:pPr>
             <w:r>
               <w:rPr>
-                <w:sz w:val="18"/>
-                <w:szCs w:val="32"/>
+                <w:sz w:val="22"/>
+                <w:szCs w:val="24"/>
               </w:rPr>
               <w:t>{{PPE_NAME_2}}</w:t>
             </w:r>
@@ -790,14 +1115,14 @@
           <w:p>
             <w:pPr>
               <w:rPr>
-                <w:sz w:val="18"/>
-                <w:szCs w:val="32"/>
+                <w:sz w:val="22"/>
+                <w:szCs w:val="24"/>
               </w:rPr>
             </w:pPr>
             <w:r>
               <w:rPr>
-                <w:sz w:val="18"/>
-                <w:szCs w:val="32"/>
+                <w:sz w:val="22"/>
+                <w:szCs w:val="24"/>
               </w:rPr>
               <w:t>{{PPE_CODE_2}}</w:t>
             </w:r>
@@ -811,14 +1136,14 @@
           <w:p>
             <w:pPr>
               <w:rPr>
-                <w:sz w:val="18"/>
-                <w:szCs w:val="32"/>
+                <w:sz w:val="22"/>
+                <w:szCs w:val="24"/>
               </w:rPr>
             </w:pPr>
             <w:r>
               <w:rPr>
-                <w:sz w:val="18"/>
-                <w:szCs w:val="32"/>
+                <w:sz w:val="22"/>
+                <w:szCs w:val="24"/>
               </w:rPr>
               <w:t>{{UNIT_2}}</w:t>
             </w:r>
@@ -832,14 +1157,14 @@
           <w:p>
             <w:pPr>
               <w:rPr>
-                <w:sz w:val="18"/>
-                <w:szCs w:val="32"/>
+                <w:sz w:val="22"/>
+                <w:szCs w:val="24"/>
               </w:rPr>
             </w:pPr>
             <w:r>
               <w:rPr>
-                <w:sz w:val="18"/>
-                <w:szCs w:val="32"/>
+                <w:sz w:val="22"/>
+                <w:szCs w:val="24"/>
               </w:rPr>
               <w:t>{{QUANTITY_2}}</w:t>
             </w:r>
@@ -853,14 +1178,14 @@
           <w:p>
             <w:pPr>
               <w:rPr>
-                <w:sz w:val="18"/>
-                <w:szCs w:val="32"/>
+                <w:sz w:val="22"/>
+                <w:szCs w:val="24"/>
               </w:rPr>
             </w:pPr>
             <w:r>
               <w:rPr>
-                <w:sz w:val="18"/>
-                <w:szCs w:val="32"/>
+                <w:sz w:val="22"/>
+                <w:szCs w:val="24"/>
               </w:rPr>
               <w:t>{{START_DATE_2}}</w:t>
             </w:r>
@@ -874,14 +1199,14 @@
           <w:p>
             <w:pPr>
               <w:rPr>
-                <w:sz w:val="18"/>
-                <w:szCs w:val="32"/>
+                <w:sz w:val="22"/>
+                <w:szCs w:val="24"/>
               </w:rPr>
             </w:pPr>
             <w:r>
               <w:rPr>
-                <w:sz w:val="18"/>
-                <w:szCs w:val="32"/>
+                <w:sz w:val="22"/>
+                <w:szCs w:val="24"/>
               </w:rPr>
               <w:t>{{SERVICE_LIFE_MONTHS_2}}</w:t>
             </w:r>
@@ -895,14 +1220,14 @@
           <w:p>
             <w:pPr>
               <w:rPr>
-                <w:sz w:val="18"/>
-                <w:szCs w:val="32"/>
+                <w:sz w:val="22"/>
+                <w:szCs w:val="24"/>
               </w:rPr>
             </w:pPr>
             <w:r>
               <w:rPr>
-                <w:sz w:val="18"/>
-                <w:szCs w:val="32"/>
+                <w:sz w:val="22"/>
+                <w:szCs w:val="24"/>
               </w:rPr>
               <w:t>{{WORKER_SIGNATURE_2}}</w:t>
             </w:r>
@@ -927,8 +1252,8 @@
         <w:tblLook w:val="04A0" w:firstRow="1" w:lastRow="0" w:firstColumn="1" w:lastColumn="0" w:noHBand="0" w:noVBand="1"/>
       </w:tblPr>
       <w:tblGrid>
-        <w:gridCol w:w="4772"/>
-        <w:gridCol w:w="4607"/>
+        <w:gridCol w:w="6385"/>
+        <w:gridCol w:w="4873"/>
       </w:tblGrid>
       <w:tr>
         <w:trPr>
@@ -936,29 +1261,170 @@
         </w:trPr>
         <w:tc>
           <w:tcPr>
-            <w:tcW w:w="4772" w:type="dxa"/>
+            <w:tcW w:w="6385" w:type="dxa"/>
             <w:vAlign w:val="center"/>
           </w:tcPr>
           <w:p>
+            <w:pPr>
+              <w:rPr>
+                <w:sz w:val="22"/>
+                <w:szCs w:val="24"/>
+              </w:rPr>
+            </w:pPr>
+            <w:proofErr w:type="spellStart"/>
             <w:r>
               <w:rPr>
-                <w:sz w:val="20"/>
+                <w:sz w:val="22"/>
+                <w:szCs w:val="24"/>
               </w:rPr>
-              <w:t>Материально ответственное лицо</w:t>
+              <w:t>Материально</w:t>
+            </w:r>
+            <w:proofErr w:type="spellEnd"/>
+            <w:r>
+              <w:rPr>
+                <w:sz w:val="22"/>
+                <w:szCs w:val="24"/>
+              </w:rPr>
+              <w:t xml:space="preserve"> </w:t>
+            </w:r>
+            <w:proofErr w:type="spellStart"/>
+            <w:r>
+              <w:rPr>
+                <w:sz w:val="22"/>
+                <w:szCs w:val="24"/>
+              </w:rPr>
+              <w:t>ответственное</w:t>
+            </w:r>
+            <w:proofErr w:type="spellEnd"/>
+            <w:r>
+              <w:rPr>
+                <w:sz w:val="22"/>
+                <w:szCs w:val="24"/>
+              </w:rPr>
+              <w:t xml:space="preserve"> </w:t>
+            </w:r>
+            <w:proofErr w:type="spellStart"/>
+            <w:r>
+              <w:rPr>
+                <w:sz w:val="22"/>
+                <w:szCs w:val="24"/>
+              </w:rPr>
+              <w:t>лицо</w:t>
+            </w:r>
+            <w:proofErr w:type="spellEnd"/>
+          </w:p>
+        </w:tc>
+        <w:tc>
+          <w:tcPr>
+            <w:tcW w:w="4873" w:type="dxa"/>
+            <w:vAlign w:val="center"/>
+          </w:tcPr>
+          <w:p>
+            <w:pPr>
+              <w:rPr>
+                <w:sz w:val="22"/>
+                <w:szCs w:val="24"/>
+              </w:rPr>
+            </w:pPr>
+            <w:proofErr w:type="spellStart"/>
+            <w:r>
+              <w:rPr>
+                <w:sz w:val="22"/>
+                <w:szCs w:val="24"/>
+              </w:rPr>
+              <w:t>Руководитель</w:t>
+            </w:r>
+            <w:proofErr w:type="spellEnd"/>
+            <w:r>
+              <w:rPr>
+                <w:sz w:val="22"/>
+                <w:szCs w:val="24"/>
+              </w:rPr>
+              <w:t xml:space="preserve"> </w:t>
+            </w:r>
+            <w:proofErr w:type="spellStart"/>
+            <w:r>
+              <w:rPr>
+                <w:sz w:val="22"/>
+                <w:szCs w:val="24"/>
+              </w:rPr>
+              <w:t>подразделения</w:t>
+            </w:r>
+            <w:proofErr w:type="spellEnd"/>
+          </w:p>
+        </w:tc>
+      </w:tr>
+      <w:tr>
+        <w:trPr>
+          <w:jc w:val="center"/>
+        </w:trPr>
+        <w:tc>
+          <w:tcPr>
+            <w:tcW w:w="6385" w:type="dxa"/>
+            <w:vAlign w:val="center"/>
+          </w:tcPr>
+          <w:p>
+            <w:pPr>
+              <w:rPr>
+                <w:sz w:val="22"/>
+                <w:szCs w:val="24"/>
+              </w:rPr>
+            </w:pPr>
+            <w:r>
+              <w:rPr>
+                <w:sz w:val="22"/>
+                <w:szCs w:val="24"/>
+              </w:rPr>
+              <w:t xml:space="preserve">________________ </w:t>
+            </w:r>
+            <w:r>
+              <w:rPr>
+                <w:sz w:val="22"/>
+                <w:szCs w:val="24"/>
+              </w:rPr>
+              <w:t>{{LEFT_SIGNER_NAME}}</w:t>
+            </w:r>
+            <w:r>
+              <w:rPr>
+                <w:sz w:val="22"/>
+                <w:szCs w:val="24"/>
+              </w:rPr>
+              <w:t xml:space="preserve">  </w:t>
+            </w:r>
+            <w:r>
+              <w:rPr>
+                <w:sz w:val="22"/>
+                <w:szCs w:val="24"/>
+              </w:rPr>
+              <w:t xml:space="preserve"> </w:t>
             </w:r>
           </w:p>
         </w:tc>
         <w:tc>
           <w:tcPr>
-            <w:tcW w:w="4607" w:type="dxa"/>
+            <w:tcW w:w="4873" w:type="dxa"/>
             <w:vAlign w:val="center"/>
           </w:tcPr>
           <w:p>
+            <w:pPr>
+              <w:rPr>
+                <w:sz w:val="22"/>
+                <w:szCs w:val="24"/>
+              </w:rPr>
+            </w:pPr>
             <w:r>
               <w:rPr>
-                <w:sz w:val="20"/>
+                <w:sz w:val="22"/>
+                <w:szCs w:val="24"/>
               </w:rPr>
-              <w:t>Руководитель подразделения</w:t>
+              <w:t xml:space="preserve">________________ </w:t>
+            </w:r>
+            <w:r>
+              <w:rPr>
+                <w:sz w:val="22"/>
+                <w:szCs w:val="24"/>
+              </w:rPr>
+              <w:t xml:space="preserve">{{RIGHT_SEGNER_NAME}}  </w:t>
             </w:r>
           </w:p>
         </w:tc>
@@ -969,82 +1435,20 @@
         </w:trPr>
         <w:tc>
           <w:tcPr>
-            <w:tcW w:w="4772" w:type="dxa"/>
+            <w:tcW w:w="6385" w:type="dxa"/>
             <w:vAlign w:val="center"/>
           </w:tcPr>
           <w:p>
+            <w:pPr>
+              <w:rPr>
+                <w:sz w:val="22"/>
+                <w:szCs w:val="24"/>
+              </w:rPr>
+            </w:pPr>
             <w:r>
               <w:rPr>
-                <w:sz w:val="20"/>
-              </w:rPr>
-              <w:t xml:space="preserve">________________ </w:t>
-            </w:r>
-            <w:r>
-              <w:rPr>
-                <w:sz w:val="20"/>
-              </w:rPr>
-              <w:t>/ {{</w:t>
-            </w:r>
-            <w:r>
-              <w:rPr>
-                <w:sz w:val="20"/>
-              </w:rPr>
-              <w:t>LEFT</w:t>
-            </w:r>
-            <w:r>
-              <w:rPr>
-                <w:sz w:val="20"/>
-              </w:rPr>
-              <w:t>_SIGNER_NAME}} /</w:t>
-            </w:r>
-          </w:p>
-        </w:tc>
-        <w:tc>
-          <w:tcPr>
-            <w:tcW w:w="4607" w:type="dxa"/>
-            <w:vAlign w:val="center"/>
-          </w:tcPr>
-          <w:p>
-            <w:r>
-              <w:rPr>
-                <w:sz w:val="20"/>
-              </w:rPr>
-              <w:t xml:space="preserve">________________ </w:t>
-            </w:r>
-            <w:r>
-              <w:rPr>
-                <w:sz w:val="20"/>
-              </w:rPr>
-              <w:t>/ {{</w:t>
-            </w:r>
-            <w:r>
-              <w:rPr>
-                <w:sz w:val="20"/>
-              </w:rPr>
-              <w:t>RIGHT</w:t>
-            </w:r>
-            <w:r>
-              <w:rPr>
-                <w:sz w:val="20"/>
-              </w:rPr>
-              <w:t>_SIGNER_NAME}} /</w:t>
-            </w:r>
-          </w:p>
-        </w:tc>
-      </w:tr>
-      <w:tr>
-        <w:trPr>
-          <w:jc w:val="center"/>
-        </w:trPr>
-        <w:tc>
-          <w:tcPr>
-            <w:tcW w:w="4772" w:type="dxa"/>
-            <w:vAlign w:val="center"/>
-          </w:tcPr>
-          <w:p>
-            <w:r>
-              <w:rPr>
-                <w:sz w:val="20"/>
+                <w:sz w:val="22"/>
+                <w:szCs w:val="24"/>
               </w:rPr>
               <w:t>М.П.</w:t>
             </w:r>
@@ -1052,13 +1456,20 @@
         </w:tc>
         <w:tc>
           <w:tcPr>
-            <w:tcW w:w="4607" w:type="dxa"/>
+            <w:tcW w:w="4873" w:type="dxa"/>
             <w:vAlign w:val="center"/>
           </w:tcPr>
           <w:p>
+            <w:pPr>
+              <w:rPr>
+                <w:sz w:val="22"/>
+                <w:szCs w:val="24"/>
+              </w:rPr>
+            </w:pPr>
             <w:r>
               <w:rPr>
-                <w:sz w:val="20"/>
+                <w:sz w:val="22"/>
+                <w:szCs w:val="24"/>
               </w:rPr>
               <w:t>М.П.</w:t>
             </w:r>

--- a/document_templates/Ведомость выдачи спецодежды перчатки_шаблон.docx
+++ b/document_templates/Ведомость выдачи спецодежды перчатки_шаблон.docx
@@ -79,16 +79,16 @@
         <w:tblLook w:val="04A0" w:firstRow="1" w:lastRow="0" w:firstColumn="1" w:lastColumn="0" w:noHBand="0" w:noVBand="1"/>
       </w:tblPr>
       <w:tblGrid>
-        <w:gridCol w:w="1168"/>
-        <w:gridCol w:w="1640"/>
-        <w:gridCol w:w="1951"/>
-        <w:gridCol w:w="1293"/>
-        <w:gridCol w:w="1294"/>
-        <w:gridCol w:w="923"/>
-        <w:gridCol w:w="1292"/>
-        <w:gridCol w:w="1448"/>
-        <w:gridCol w:w="2136"/>
-        <w:gridCol w:w="2003"/>
+        <w:gridCol w:w="1117"/>
+        <w:gridCol w:w="1639"/>
+        <w:gridCol w:w="1980"/>
+        <w:gridCol w:w="1256"/>
+        <w:gridCol w:w="1404"/>
+        <w:gridCol w:w="848"/>
+        <w:gridCol w:w="1255"/>
+        <w:gridCol w:w="1427"/>
+        <w:gridCol w:w="2184"/>
+        <w:gridCol w:w="2038"/>
       </w:tblGrid>
       <w:tr>
         <w:trPr>
@@ -96,7 +96,7 @@
         </w:trPr>
         <w:tc>
           <w:tcPr>
-            <w:tcW w:w="2835" w:type="dxa"/>
+            <w:tcW w:w="7346" w:type="dxa"/>
             <w:gridSpan w:val="5"/>
             <w:shd w:val="clear" w:color="auto" w:fill="F5F5F5"/>
             <w:vAlign w:val="center"/>
@@ -121,7 +121,7 @@
         </w:tc>
         <w:tc>
           <w:tcPr>
-            <w:tcW w:w="11907" w:type="dxa"/>
+            <w:tcW w:w="7802" w:type="dxa"/>
             <w:gridSpan w:val="5"/>
             <w:vAlign w:val="center"/>
           </w:tcPr>
@@ -148,7 +148,7 @@
         </w:trPr>
         <w:tc>
           <w:tcPr>
-            <w:tcW w:w="2835" w:type="dxa"/>
+            <w:tcW w:w="7346" w:type="dxa"/>
             <w:gridSpan w:val="5"/>
             <w:shd w:val="clear" w:color="auto" w:fill="F5F5F5"/>
             <w:vAlign w:val="center"/>
@@ -189,7 +189,7 @@
         </w:tc>
         <w:tc>
           <w:tcPr>
-            <w:tcW w:w="11907" w:type="dxa"/>
+            <w:tcW w:w="7802" w:type="dxa"/>
             <w:gridSpan w:val="5"/>
             <w:vAlign w:val="center"/>
           </w:tcPr>
@@ -216,7 +216,7 @@
         </w:trPr>
         <w:tc>
           <w:tcPr>
-            <w:tcW w:w="2835" w:type="dxa"/>
+            <w:tcW w:w="7346" w:type="dxa"/>
             <w:gridSpan w:val="5"/>
             <w:shd w:val="clear" w:color="auto" w:fill="F5F5F5"/>
             <w:vAlign w:val="center"/>
@@ -257,7 +257,7 @@
         </w:tc>
         <w:tc>
           <w:tcPr>
-            <w:tcW w:w="11907" w:type="dxa"/>
+            <w:tcW w:w="7802" w:type="dxa"/>
             <w:gridSpan w:val="5"/>
             <w:vAlign w:val="center"/>
           </w:tcPr>
@@ -284,7 +284,7 @@
         </w:trPr>
         <w:tc>
           <w:tcPr>
-            <w:tcW w:w="2835" w:type="dxa"/>
+            <w:tcW w:w="7346" w:type="dxa"/>
             <w:gridSpan w:val="5"/>
             <w:shd w:val="clear" w:color="auto" w:fill="F5F5F5"/>
             <w:vAlign w:val="center"/>
@@ -325,7 +325,7 @@
         </w:tc>
         <w:tc>
           <w:tcPr>
-            <w:tcW w:w="11907" w:type="dxa"/>
+            <w:tcW w:w="7802" w:type="dxa"/>
             <w:gridSpan w:val="5"/>
             <w:vAlign w:val="center"/>
           </w:tcPr>
@@ -350,7 +350,7 @@
                 <w:sz w:val="22"/>
                 <w:szCs w:val="24"/>
               </w:rPr>
-              <w:t xml:space="preserve"> / {{PPE_CATEGORY}}</w:t>
+              <w:t xml:space="preserve"> </w:t>
             </w:r>
           </w:p>
         </w:tc>
@@ -361,7 +361,7 @@
         </w:trPr>
         <w:tc>
           <w:tcPr>
-            <w:tcW w:w="567" w:type="dxa"/>
+            <w:tcW w:w="1168" w:type="dxa"/>
             <w:shd w:val="clear" w:color="auto" w:fill="EDEDED"/>
             <w:vAlign w:val="center"/>
           </w:tcPr>
@@ -385,7 +385,7 @@
         </w:tc>
         <w:tc>
           <w:tcPr>
-            <w:tcW w:w="2948" w:type="dxa"/>
+            <w:tcW w:w="1640" w:type="dxa"/>
             <w:shd w:val="clear" w:color="auto" w:fill="EDEDED"/>
             <w:vAlign w:val="center"/>
           </w:tcPr>
@@ -447,7 +447,7 @@
         </w:tc>
         <w:tc>
           <w:tcPr>
-            <w:tcW w:w="1247" w:type="dxa"/>
+            <w:tcW w:w="1951" w:type="dxa"/>
             <w:shd w:val="clear" w:color="auto" w:fill="EDEDED"/>
             <w:vAlign w:val="center"/>
           </w:tcPr>
@@ -491,7 +491,7 @@
         </w:tc>
         <w:tc>
           <w:tcPr>
-            <w:tcW w:w="3685" w:type="dxa"/>
+            <w:tcW w:w="1293" w:type="dxa"/>
             <w:shd w:val="clear" w:color="auto" w:fill="EDEDED"/>
             <w:vAlign w:val="center"/>
           </w:tcPr>
@@ -525,7 +525,7 @@
         </w:tc>
         <w:tc>
           <w:tcPr>
-            <w:tcW w:w="1814" w:type="dxa"/>
+            <w:tcW w:w="1294" w:type="dxa"/>
             <w:shd w:val="clear" w:color="auto" w:fill="EDEDED"/>
             <w:vAlign w:val="center"/>
           </w:tcPr>
@@ -569,7 +569,7 @@
         </w:tc>
         <w:tc>
           <w:tcPr>
-            <w:tcW w:w="850" w:type="dxa"/>
+            <w:tcW w:w="923" w:type="dxa"/>
             <w:shd w:val="clear" w:color="auto" w:fill="EDEDED"/>
             <w:vAlign w:val="center"/>
           </w:tcPr>
@@ -603,7 +603,7 @@
         </w:tc>
         <w:tc>
           <w:tcPr>
-            <w:tcW w:w="1020" w:type="dxa"/>
+            <w:tcW w:w="1292" w:type="dxa"/>
             <w:shd w:val="clear" w:color="auto" w:fill="EDEDED"/>
             <w:vAlign w:val="center"/>
           </w:tcPr>
@@ -629,7 +629,7 @@
         </w:tc>
         <w:tc>
           <w:tcPr>
-            <w:tcW w:w="1814" w:type="dxa"/>
+            <w:tcW w:w="1448" w:type="dxa"/>
             <w:shd w:val="clear" w:color="auto" w:fill="EDEDED"/>
             <w:vAlign w:val="center"/>
           </w:tcPr>
@@ -691,7 +691,7 @@
         </w:tc>
         <w:tc>
           <w:tcPr>
-            <w:tcW w:w="1304" w:type="dxa"/>
+            <w:tcW w:w="2136" w:type="dxa"/>
             <w:shd w:val="clear" w:color="auto" w:fill="EDEDED"/>
             <w:vAlign w:val="center"/>
           </w:tcPr>
@@ -761,7 +761,7 @@
         </w:tc>
         <w:tc>
           <w:tcPr>
-            <w:tcW w:w="1984" w:type="dxa"/>
+            <w:tcW w:w="2003" w:type="dxa"/>
             <w:shd w:val="clear" w:color="auto" w:fill="EDEDED"/>
             <w:vAlign w:val="center"/>
           </w:tcPr>
@@ -810,7 +810,7 @@
         </w:trPr>
         <w:tc>
           <w:tcPr>
-            <w:tcW w:w="567" w:type="dxa"/>
+            <w:tcW w:w="1168" w:type="dxa"/>
             <w:vAlign w:val="center"/>
           </w:tcPr>
           <w:p>
@@ -831,7 +831,7 @@
         </w:tc>
         <w:tc>
           <w:tcPr>
-            <w:tcW w:w="2948" w:type="dxa"/>
+            <w:tcW w:w="1640" w:type="dxa"/>
             <w:vAlign w:val="center"/>
           </w:tcPr>
           <w:p>
@@ -852,7 +852,7 @@
         </w:tc>
         <w:tc>
           <w:tcPr>
-            <w:tcW w:w="1247" w:type="dxa"/>
+            <w:tcW w:w="1951" w:type="dxa"/>
             <w:vAlign w:val="center"/>
           </w:tcPr>
           <w:p>
@@ -873,7 +873,7 @@
         </w:tc>
         <w:tc>
           <w:tcPr>
-            <w:tcW w:w="3685" w:type="dxa"/>
+            <w:tcW w:w="1293" w:type="dxa"/>
             <w:vAlign w:val="center"/>
           </w:tcPr>
           <w:p>
@@ -894,7 +894,7 @@
         </w:tc>
         <w:tc>
           <w:tcPr>
-            <w:tcW w:w="1814" w:type="dxa"/>
+            <w:tcW w:w="1294" w:type="dxa"/>
             <w:vAlign w:val="center"/>
           </w:tcPr>
           <w:p>
@@ -915,7 +915,7 @@
         </w:tc>
         <w:tc>
           <w:tcPr>
-            <w:tcW w:w="850" w:type="dxa"/>
+            <w:tcW w:w="923" w:type="dxa"/>
             <w:vAlign w:val="center"/>
           </w:tcPr>
           <w:p>
@@ -936,7 +936,7 @@
         </w:tc>
         <w:tc>
           <w:tcPr>
-            <w:tcW w:w="1020" w:type="dxa"/>
+            <w:tcW w:w="1292" w:type="dxa"/>
             <w:vAlign w:val="center"/>
           </w:tcPr>
           <w:p>
@@ -957,7 +957,7 @@
         </w:tc>
         <w:tc>
           <w:tcPr>
-            <w:tcW w:w="1814" w:type="dxa"/>
+            <w:tcW w:w="1448" w:type="dxa"/>
             <w:vAlign w:val="center"/>
           </w:tcPr>
           <w:p>
@@ -978,7 +978,7 @@
         </w:tc>
         <w:tc>
           <w:tcPr>
-            <w:tcW w:w="1304" w:type="dxa"/>
+            <w:tcW w:w="2136" w:type="dxa"/>
             <w:vAlign w:val="center"/>
           </w:tcPr>
           <w:p>
@@ -999,7 +999,7 @@
         </w:tc>
         <w:tc>
           <w:tcPr>
-            <w:tcW w:w="1984" w:type="dxa"/>
+            <w:tcW w:w="2003" w:type="dxa"/>
             <w:vAlign w:val="center"/>
           </w:tcPr>
           <w:p>
@@ -1015,221 +1015,6 @@
                 <w:szCs w:val="24"/>
               </w:rPr>
               <w:t>{{WORKER_SIGNATURE}}</w:t>
-            </w:r>
-          </w:p>
-        </w:tc>
-      </w:tr>
-      <w:tr>
-        <w:trPr>
-          <w:jc w:val="center"/>
-        </w:trPr>
-        <w:tc>
-          <w:tcPr>
-            <w:tcW w:w="567" w:type="dxa"/>
-            <w:vAlign w:val="center"/>
-          </w:tcPr>
-          <w:p>
-            <w:pPr>
-              <w:rPr>
-                <w:sz w:val="22"/>
-                <w:szCs w:val="24"/>
-              </w:rPr>
-            </w:pPr>
-            <w:r>
-              <w:rPr>
-                <w:sz w:val="22"/>
-                <w:szCs w:val="24"/>
-              </w:rPr>
-              <w:t>{{LINE_NO_2}}</w:t>
-            </w:r>
-          </w:p>
-        </w:tc>
-        <w:tc>
-          <w:tcPr>
-            <w:tcW w:w="2948" w:type="dxa"/>
-            <w:vAlign w:val="center"/>
-          </w:tcPr>
-          <w:p>
-            <w:pPr>
-              <w:rPr>
-                <w:sz w:val="22"/>
-                <w:szCs w:val="24"/>
-              </w:rPr>
-            </w:pPr>
-            <w:r>
-              <w:rPr>
-                <w:sz w:val="22"/>
-                <w:szCs w:val="24"/>
-              </w:rPr>
-              <w:t>{{WORKER_NAME_2}}</w:t>
-            </w:r>
-          </w:p>
-        </w:tc>
-        <w:tc>
-          <w:tcPr>
-            <w:tcW w:w="1247" w:type="dxa"/>
-            <w:vAlign w:val="center"/>
-          </w:tcPr>
-          <w:p>
-            <w:pPr>
-              <w:rPr>
-                <w:sz w:val="22"/>
-                <w:szCs w:val="24"/>
-              </w:rPr>
-            </w:pPr>
-            <w:r>
-              <w:rPr>
-                <w:sz w:val="22"/>
-                <w:szCs w:val="24"/>
-              </w:rPr>
-              <w:t>{{EMPLOYEE_NUMBER_2}}</w:t>
-            </w:r>
-          </w:p>
-        </w:tc>
-        <w:tc>
-          <w:tcPr>
-            <w:tcW w:w="3685" w:type="dxa"/>
-            <w:vAlign w:val="center"/>
-          </w:tcPr>
-          <w:p>
-            <w:pPr>
-              <w:rPr>
-                <w:sz w:val="22"/>
-                <w:szCs w:val="24"/>
-              </w:rPr>
-            </w:pPr>
-            <w:r>
-              <w:rPr>
-                <w:sz w:val="22"/>
-                <w:szCs w:val="24"/>
-              </w:rPr>
-              <w:t>{{PPE_NAME_2}}</w:t>
-            </w:r>
-          </w:p>
-        </w:tc>
-        <w:tc>
-          <w:tcPr>
-            <w:tcW w:w="1814" w:type="dxa"/>
-            <w:vAlign w:val="center"/>
-          </w:tcPr>
-          <w:p>
-            <w:pPr>
-              <w:rPr>
-                <w:sz w:val="22"/>
-                <w:szCs w:val="24"/>
-              </w:rPr>
-            </w:pPr>
-            <w:r>
-              <w:rPr>
-                <w:sz w:val="22"/>
-                <w:szCs w:val="24"/>
-              </w:rPr>
-              <w:t>{{PPE_CODE_2}}</w:t>
-            </w:r>
-          </w:p>
-        </w:tc>
-        <w:tc>
-          <w:tcPr>
-            <w:tcW w:w="850" w:type="dxa"/>
-            <w:vAlign w:val="center"/>
-          </w:tcPr>
-          <w:p>
-            <w:pPr>
-              <w:rPr>
-                <w:sz w:val="22"/>
-                <w:szCs w:val="24"/>
-              </w:rPr>
-            </w:pPr>
-            <w:r>
-              <w:rPr>
-                <w:sz w:val="22"/>
-                <w:szCs w:val="24"/>
-              </w:rPr>
-              <w:t>{{UNIT_2}}</w:t>
-            </w:r>
-          </w:p>
-        </w:tc>
-        <w:tc>
-          <w:tcPr>
-            <w:tcW w:w="1020" w:type="dxa"/>
-            <w:vAlign w:val="center"/>
-          </w:tcPr>
-          <w:p>
-            <w:pPr>
-              <w:rPr>
-                <w:sz w:val="22"/>
-                <w:szCs w:val="24"/>
-              </w:rPr>
-            </w:pPr>
-            <w:r>
-              <w:rPr>
-                <w:sz w:val="22"/>
-                <w:szCs w:val="24"/>
-              </w:rPr>
-              <w:t>{{QUANTITY_2}}</w:t>
-            </w:r>
-          </w:p>
-        </w:tc>
-        <w:tc>
-          <w:tcPr>
-            <w:tcW w:w="1814" w:type="dxa"/>
-            <w:vAlign w:val="center"/>
-          </w:tcPr>
-          <w:p>
-            <w:pPr>
-              <w:rPr>
-                <w:sz w:val="22"/>
-                <w:szCs w:val="24"/>
-              </w:rPr>
-            </w:pPr>
-            <w:r>
-              <w:rPr>
-                <w:sz w:val="22"/>
-                <w:szCs w:val="24"/>
-              </w:rPr>
-              <w:t>{{START_DATE_2}}</w:t>
-            </w:r>
-          </w:p>
-        </w:tc>
-        <w:tc>
-          <w:tcPr>
-            <w:tcW w:w="1304" w:type="dxa"/>
-            <w:vAlign w:val="center"/>
-          </w:tcPr>
-          <w:p>
-            <w:pPr>
-              <w:rPr>
-                <w:sz w:val="22"/>
-                <w:szCs w:val="24"/>
-              </w:rPr>
-            </w:pPr>
-            <w:r>
-              <w:rPr>
-                <w:sz w:val="22"/>
-                <w:szCs w:val="24"/>
-              </w:rPr>
-              <w:t>{{SERVICE_LIFE_MONTHS_2}}</w:t>
-            </w:r>
-          </w:p>
-        </w:tc>
-        <w:tc>
-          <w:tcPr>
-            <w:tcW w:w="1984" w:type="dxa"/>
-            <w:vAlign w:val="center"/>
-          </w:tcPr>
-          <w:p>
-            <w:pPr>
-              <w:rPr>
-                <w:sz w:val="22"/>
-                <w:szCs w:val="24"/>
-              </w:rPr>
-            </w:pPr>
-            <w:r>
-              <w:rPr>
-                <w:sz w:val="22"/>
-                <w:szCs w:val="24"/>
-              </w:rPr>
-              <w:t>{{WORKER_SIGNATURE_2}}</w:t>
             </w:r>
           </w:p>
         </w:tc>
@@ -1424,7 +1209,21 @@
                 <w:sz w:val="22"/>
                 <w:szCs w:val="24"/>
               </w:rPr>
-              <w:t xml:space="preserve">{{RIGHT_SEGNER_NAME}}  </w:t>
+              <w:t>{{RIGHT_S</w:t>
+            </w:r>
+            <w:r>
+              <w:rPr>
+                <w:sz w:val="22"/>
+                <w:szCs w:val="24"/>
+              </w:rPr>
+              <w:t>I</w:t>
+            </w:r>
+            <w:r>
+              <w:rPr>
+                <w:sz w:val="22"/>
+                <w:szCs w:val="24"/>
+              </w:rPr>
+              <w:t xml:space="preserve">GNER_NAME}}  </w:t>
             </w:r>
           </w:p>
         </w:tc>

--- a/document_templates/Ведомость выдачи спецодежды перчатки_шаблон.docx
+++ b/document_templates/Ведомость выдачи спецодежды перчатки_шаблон.docx
@@ -1209,21 +1209,21 @@
                 <w:sz w:val="22"/>
                 <w:szCs w:val="24"/>
               </w:rPr>
-              <w:t>{{RIGHT_S</w:t>
+              <w:t>{{</w:t>
             </w:r>
             <w:r>
               <w:rPr>
                 <w:sz w:val="22"/>
                 <w:szCs w:val="24"/>
               </w:rPr>
-              <w:t>I</w:t>
+              <w:t>RIGHT_SIGNER_NAME</w:t>
             </w:r>
             <w:r>
               <w:rPr>
                 <w:sz w:val="22"/>
                 <w:szCs w:val="24"/>
               </w:rPr>
-              <w:t xml:space="preserve">GNER_NAME}}  </w:t>
+              <w:t xml:space="preserve">}}  </w:t>
             </w:r>
           </w:p>
         </w:tc>

--- a/document_templates/Ведомость выдачи спецодежды перчатки_шаблон.docx
+++ b/document_templates/Ведомость выдачи спецодежды перчатки_шаблон.docx
@@ -1209,21 +1209,7 @@
                 <w:sz w:val="22"/>
                 <w:szCs w:val="24"/>
               </w:rPr>
-              <w:t>{{</w:t>
-            </w:r>
-            <w:r>
-              <w:rPr>
-                <w:sz w:val="22"/>
-                <w:szCs w:val="24"/>
-              </w:rPr>
-              <w:t>RIGHT_SIGNER_NAME</w:t>
-            </w:r>
-            <w:r>
-              <w:rPr>
-                <w:sz w:val="22"/>
-                <w:szCs w:val="24"/>
-              </w:rPr>
-              <w:t xml:space="preserve">}}  </w:t>
+              <w:t xml:space="preserve">{{RIGHT_SIGNER_NAME}}  </w:t>
             </w:r>
           </w:p>
         </w:tc>

--- a/document_templates/Ведомость выдачи спецодежды перчатки_шаблон.docx
+++ b/document_templates/Ведомость выдачи спецодежды перчатки_шаблон.docx
@@ -108,7 +108,6 @@
                 <w:szCs w:val="24"/>
               </w:rPr>
             </w:pPr>
-            <w:proofErr w:type="spellStart"/>
             <w:r>
               <w:rPr>
                 <w:sz w:val="22"/>
@@ -116,7 +115,6 @@
               </w:rPr>
               <w:t>Организация</w:t>
             </w:r>
-            <w:proofErr w:type="spellEnd"/>
           </w:p>
         </w:tc>
         <w:tc>
@@ -160,31 +158,13 @@
                 <w:szCs w:val="24"/>
               </w:rPr>
             </w:pPr>
-            <w:proofErr w:type="spellStart"/>
             <w:r>
               <w:rPr>
                 <w:sz w:val="22"/>
                 <w:szCs w:val="24"/>
               </w:rPr>
-              <w:t>Структурное</w:t>
+              <w:t>Структурное подразделение</w:t>
             </w:r>
-            <w:proofErr w:type="spellEnd"/>
-            <w:r>
-              <w:rPr>
-                <w:sz w:val="22"/>
-                <w:szCs w:val="24"/>
-              </w:rPr>
-              <w:t xml:space="preserve"> </w:t>
-            </w:r>
-            <w:proofErr w:type="spellStart"/>
-            <w:r>
-              <w:rPr>
-                <w:sz w:val="22"/>
-                <w:szCs w:val="24"/>
-              </w:rPr>
-              <w:t>подразделение</w:t>
-            </w:r>
-            <w:proofErr w:type="spellEnd"/>
           </w:p>
         </w:tc>
         <w:tc>
@@ -228,31 +208,13 @@
                 <w:szCs w:val="24"/>
               </w:rPr>
             </w:pPr>
-            <w:proofErr w:type="spellStart"/>
             <w:r>
               <w:rPr>
                 <w:sz w:val="22"/>
                 <w:szCs w:val="24"/>
               </w:rPr>
-              <w:t>Дата</w:t>
+              <w:t>Дата составления</w:t>
             </w:r>
-            <w:proofErr w:type="spellEnd"/>
-            <w:r>
-              <w:rPr>
-                <w:sz w:val="22"/>
-                <w:szCs w:val="24"/>
-              </w:rPr>
-              <w:t xml:space="preserve"> </w:t>
-            </w:r>
-            <w:proofErr w:type="spellStart"/>
-            <w:r>
-              <w:rPr>
-                <w:sz w:val="22"/>
-                <w:szCs w:val="24"/>
-              </w:rPr>
-              <w:t>составления</w:t>
-            </w:r>
-            <w:proofErr w:type="spellEnd"/>
           </w:p>
         </w:tc>
         <w:tc>
@@ -296,31 +258,13 @@
                 <w:szCs w:val="24"/>
               </w:rPr>
             </w:pPr>
-            <w:proofErr w:type="spellStart"/>
             <w:r>
               <w:rPr>
                 <w:sz w:val="22"/>
                 <w:szCs w:val="24"/>
               </w:rPr>
-              <w:t>Вид</w:t>
+              <w:t>Вид выдачи</w:t>
             </w:r>
-            <w:proofErr w:type="spellEnd"/>
-            <w:r>
-              <w:rPr>
-                <w:sz w:val="22"/>
-                <w:szCs w:val="24"/>
-              </w:rPr>
-              <w:t xml:space="preserve"> </w:t>
-            </w:r>
-            <w:proofErr w:type="spellStart"/>
-            <w:r>
-              <w:rPr>
-                <w:sz w:val="22"/>
-                <w:szCs w:val="24"/>
-              </w:rPr>
-              <w:t>выдачи</w:t>
-            </w:r>
-            <w:proofErr w:type="spellEnd"/>
           </w:p>
         </w:tc>
         <w:tc>
@@ -336,21 +280,12 @@
                 <w:szCs w:val="24"/>
               </w:rPr>
             </w:pPr>
-            <w:proofErr w:type="spellStart"/>
             <w:r>
               <w:rPr>
                 <w:sz w:val="22"/>
                 <w:szCs w:val="24"/>
               </w:rPr>
-              <w:t>Перчатки</w:t>
-            </w:r>
-            <w:proofErr w:type="spellEnd"/>
-            <w:r>
-              <w:rPr>
-                <w:sz w:val="22"/>
-                <w:szCs w:val="24"/>
-              </w:rPr>
-              <w:t xml:space="preserve"> </w:t>
+              <w:t xml:space="preserve">Перчатки </w:t>
             </w:r>
           </w:p>
         </w:tc>
@@ -397,52 +332,14 @@
                 <w:szCs w:val="24"/>
               </w:rPr>
             </w:pPr>
-            <w:proofErr w:type="spellStart"/>
             <w:r>
               <w:rPr>
                 <w:b/>
                 <w:sz w:val="22"/>
                 <w:szCs w:val="24"/>
               </w:rPr>
-              <w:t>Фамилия</w:t>
+              <w:t>Фамилия, имя, отчество</w:t>
             </w:r>
-            <w:proofErr w:type="spellEnd"/>
-            <w:r>
-              <w:rPr>
-                <w:b/>
-                <w:sz w:val="22"/>
-                <w:szCs w:val="24"/>
-              </w:rPr>
-              <w:t xml:space="preserve">, </w:t>
-            </w:r>
-            <w:proofErr w:type="spellStart"/>
-            <w:r>
-              <w:rPr>
-                <w:b/>
-                <w:sz w:val="22"/>
-                <w:szCs w:val="24"/>
-              </w:rPr>
-              <w:t>имя</w:t>
-            </w:r>
-            <w:proofErr w:type="spellEnd"/>
-            <w:r>
-              <w:rPr>
-                <w:b/>
-                <w:sz w:val="22"/>
-                <w:szCs w:val="24"/>
-              </w:rPr>
-              <w:t xml:space="preserve">, </w:t>
-            </w:r>
-            <w:proofErr w:type="spellStart"/>
-            <w:r>
-              <w:rPr>
-                <w:b/>
-                <w:sz w:val="22"/>
-                <w:szCs w:val="24"/>
-              </w:rPr>
-              <w:t>отчество</w:t>
-            </w:r>
-            <w:proofErr w:type="spellEnd"/>
           </w:p>
         </w:tc>
         <w:tc>
@@ -459,34 +356,14 @@
                 <w:szCs w:val="24"/>
               </w:rPr>
             </w:pPr>
-            <w:proofErr w:type="spellStart"/>
             <w:r>
               <w:rPr>
                 <w:b/>
                 <w:sz w:val="22"/>
                 <w:szCs w:val="24"/>
               </w:rPr>
-              <w:t>Табельный</w:t>
+              <w:t>Табельный номер</w:t>
             </w:r>
-            <w:proofErr w:type="spellEnd"/>
-            <w:r>
-              <w:rPr>
-                <w:b/>
-                <w:sz w:val="22"/>
-                <w:szCs w:val="24"/>
-              </w:rPr>
-              <w:t xml:space="preserve"> </w:t>
-            </w:r>
-            <w:proofErr w:type="spellStart"/>
-            <w:r>
-              <w:rPr>
-                <w:b/>
-                <w:sz w:val="22"/>
-                <w:szCs w:val="24"/>
-              </w:rPr>
-              <w:t>номер</w:t>
-            </w:r>
-            <w:proofErr w:type="spellEnd"/>
           </w:p>
         </w:tc>
         <w:tc>
@@ -503,23 +380,13 @@
                 <w:szCs w:val="24"/>
               </w:rPr>
             </w:pPr>
-            <w:proofErr w:type="spellStart"/>
             <w:r>
               <w:rPr>
                 <w:b/>
                 <w:sz w:val="22"/>
                 <w:szCs w:val="24"/>
               </w:rPr>
-              <w:t>Наименование</w:t>
-            </w:r>
-            <w:proofErr w:type="spellEnd"/>
-            <w:r>
-              <w:rPr>
-                <w:b/>
-                <w:sz w:val="22"/>
-                <w:szCs w:val="24"/>
-              </w:rPr>
-              <w:t xml:space="preserve"> СИЗ</w:t>
+              <w:t>Наименование СИЗ</w:t>
             </w:r>
           </w:p>
         </w:tc>
@@ -537,34 +404,14 @@
                 <w:szCs w:val="24"/>
               </w:rPr>
             </w:pPr>
-            <w:proofErr w:type="spellStart"/>
             <w:r>
               <w:rPr>
                 <w:b/>
                 <w:sz w:val="22"/>
                 <w:szCs w:val="24"/>
               </w:rPr>
-              <w:t>Номенклатурный</w:t>
+              <w:t>Номенклатурный номер</w:t>
             </w:r>
-            <w:proofErr w:type="spellEnd"/>
-            <w:r>
-              <w:rPr>
-                <w:b/>
-                <w:sz w:val="22"/>
-                <w:szCs w:val="24"/>
-              </w:rPr>
-              <w:t xml:space="preserve"> </w:t>
-            </w:r>
-            <w:proofErr w:type="spellStart"/>
-            <w:r>
-              <w:rPr>
-                <w:b/>
-                <w:sz w:val="22"/>
-                <w:szCs w:val="24"/>
-              </w:rPr>
-              <w:t>номер</w:t>
-            </w:r>
-            <w:proofErr w:type="spellEnd"/>
           </w:p>
         </w:tc>
         <w:tc>
@@ -581,23 +428,13 @@
                 <w:szCs w:val="24"/>
               </w:rPr>
             </w:pPr>
-            <w:proofErr w:type="spellStart"/>
             <w:r>
               <w:rPr>
                 <w:b/>
                 <w:sz w:val="22"/>
                 <w:szCs w:val="24"/>
               </w:rPr>
-              <w:t>Ед</w:t>
-            </w:r>
-            <w:proofErr w:type="spellEnd"/>
-            <w:r>
-              <w:rPr>
-                <w:b/>
-                <w:sz w:val="22"/>
-                <w:szCs w:val="24"/>
-              </w:rPr>
-              <w:t>.</w:t>
+              <w:t>Ед.</w:t>
             </w:r>
           </w:p>
         </w:tc>
@@ -615,7 +452,6 @@
                 <w:szCs w:val="24"/>
               </w:rPr>
             </w:pPr>
-            <w:proofErr w:type="spellStart"/>
             <w:r>
               <w:rPr>
                 <w:b/>
@@ -624,7 +460,6 @@
               </w:rPr>
               <w:t>Количество</w:t>
             </w:r>
-            <w:proofErr w:type="spellEnd"/>
           </w:p>
         </w:tc>
         <w:tc>
@@ -641,52 +476,14 @@
                 <w:szCs w:val="24"/>
               </w:rPr>
             </w:pPr>
-            <w:proofErr w:type="spellStart"/>
             <w:r>
               <w:rPr>
                 <w:b/>
                 <w:sz w:val="22"/>
                 <w:szCs w:val="24"/>
               </w:rPr>
-              <w:t>Дата</w:t>
+              <w:t>Дата поступления в эксплуатацию</w:t>
             </w:r>
-            <w:proofErr w:type="spellEnd"/>
-            <w:r>
-              <w:rPr>
-                <w:b/>
-                <w:sz w:val="22"/>
-                <w:szCs w:val="24"/>
-              </w:rPr>
-              <w:t xml:space="preserve"> </w:t>
-            </w:r>
-            <w:proofErr w:type="spellStart"/>
-            <w:r>
-              <w:rPr>
-                <w:b/>
-                <w:sz w:val="22"/>
-                <w:szCs w:val="24"/>
-              </w:rPr>
-              <w:t>поступления</w:t>
-            </w:r>
-            <w:proofErr w:type="spellEnd"/>
-            <w:r>
-              <w:rPr>
-                <w:b/>
-                <w:sz w:val="22"/>
-                <w:szCs w:val="24"/>
-              </w:rPr>
-              <w:t xml:space="preserve"> в </w:t>
-            </w:r>
-            <w:proofErr w:type="spellStart"/>
-            <w:r>
-              <w:rPr>
-                <w:b/>
-                <w:sz w:val="22"/>
-                <w:szCs w:val="24"/>
-              </w:rPr>
-              <w:t>эксплуатацию</w:t>
-            </w:r>
-            <w:proofErr w:type="spellEnd"/>
           </w:p>
         </w:tc>
         <w:tc>
@@ -703,59 +500,13 @@
                 <w:szCs w:val="24"/>
               </w:rPr>
             </w:pPr>
-            <w:proofErr w:type="spellStart"/>
             <w:r>
               <w:rPr>
                 <w:b/>
                 <w:sz w:val="22"/>
                 <w:szCs w:val="24"/>
               </w:rPr>
-              <w:t>Срок</w:t>
-            </w:r>
-            <w:proofErr w:type="spellEnd"/>
-            <w:r>
-              <w:rPr>
-                <w:b/>
-                <w:sz w:val="22"/>
-                <w:szCs w:val="24"/>
-              </w:rPr>
-              <w:t xml:space="preserve"> </w:t>
-            </w:r>
-            <w:proofErr w:type="spellStart"/>
-            <w:r>
-              <w:rPr>
-                <w:b/>
-                <w:sz w:val="22"/>
-                <w:szCs w:val="24"/>
-              </w:rPr>
-              <w:t>службы</w:t>
-            </w:r>
-            <w:proofErr w:type="spellEnd"/>
-            <w:r>
-              <w:rPr>
-                <w:b/>
-                <w:sz w:val="22"/>
-                <w:szCs w:val="24"/>
-              </w:rPr>
-              <w:t xml:space="preserve">, </w:t>
-            </w:r>
-            <w:proofErr w:type="spellStart"/>
-            <w:r>
-              <w:rPr>
-                <w:b/>
-                <w:sz w:val="22"/>
-                <w:szCs w:val="24"/>
-              </w:rPr>
-              <w:t>мес</w:t>
-            </w:r>
-            <w:proofErr w:type="spellEnd"/>
-            <w:r>
-              <w:rPr>
-                <w:b/>
-                <w:sz w:val="22"/>
-                <w:szCs w:val="24"/>
-              </w:rPr>
-              <w:t>.</w:t>
+              <w:t>Срок службы, мес.</w:t>
             </w:r>
           </w:p>
         </w:tc>
@@ -773,34 +524,14 @@
                 <w:szCs w:val="24"/>
               </w:rPr>
             </w:pPr>
-            <w:proofErr w:type="spellStart"/>
             <w:r>
               <w:rPr>
                 <w:b/>
                 <w:sz w:val="22"/>
                 <w:szCs w:val="24"/>
               </w:rPr>
-              <w:t>Подпись</w:t>
+              <w:t>Подпись получившего</w:t>
             </w:r>
-            <w:proofErr w:type="spellEnd"/>
-            <w:r>
-              <w:rPr>
-                <w:b/>
-                <w:sz w:val="22"/>
-                <w:szCs w:val="24"/>
-              </w:rPr>
-              <w:t xml:space="preserve"> </w:t>
-            </w:r>
-            <w:proofErr w:type="spellStart"/>
-            <w:r>
-              <w:rPr>
-                <w:b/>
-                <w:sz w:val="22"/>
-                <w:szCs w:val="24"/>
-              </w:rPr>
-              <w:t>получившего</w:t>
-            </w:r>
-            <w:proofErr w:type="spellEnd"/>
           </w:p>
         </w:tc>
       </w:tr>
@@ -1056,47 +787,13 @@
                 <w:szCs w:val="24"/>
               </w:rPr>
             </w:pPr>
-            <w:proofErr w:type="spellStart"/>
             <w:r>
               <w:rPr>
                 <w:sz w:val="22"/>
                 <w:szCs w:val="24"/>
               </w:rPr>
-              <w:t>Материально</w:t>
+              <w:t>Материально ответственное лицо</w:t>
             </w:r>
-            <w:proofErr w:type="spellEnd"/>
-            <w:r>
-              <w:rPr>
-                <w:sz w:val="22"/>
-                <w:szCs w:val="24"/>
-              </w:rPr>
-              <w:t xml:space="preserve"> </w:t>
-            </w:r>
-            <w:proofErr w:type="spellStart"/>
-            <w:r>
-              <w:rPr>
-                <w:sz w:val="22"/>
-                <w:szCs w:val="24"/>
-              </w:rPr>
-              <w:t>ответственное</w:t>
-            </w:r>
-            <w:proofErr w:type="spellEnd"/>
-            <w:r>
-              <w:rPr>
-                <w:sz w:val="22"/>
-                <w:szCs w:val="24"/>
-              </w:rPr>
-              <w:t xml:space="preserve"> </w:t>
-            </w:r>
-            <w:proofErr w:type="spellStart"/>
-            <w:r>
-              <w:rPr>
-                <w:sz w:val="22"/>
-                <w:szCs w:val="24"/>
-              </w:rPr>
-              <w:t>лицо</w:t>
-            </w:r>
-            <w:proofErr w:type="spellEnd"/>
           </w:p>
         </w:tc>
         <w:tc>
@@ -1111,31 +808,13 @@
                 <w:szCs w:val="24"/>
               </w:rPr>
             </w:pPr>
-            <w:proofErr w:type="spellStart"/>
             <w:r>
               <w:rPr>
                 <w:sz w:val="22"/>
                 <w:szCs w:val="24"/>
               </w:rPr>
-              <w:t>Руководитель</w:t>
+              <w:t>Руководитель подразделения</w:t>
             </w:r>
-            <w:proofErr w:type="spellEnd"/>
-            <w:r>
-              <w:rPr>
-                <w:sz w:val="22"/>
-                <w:szCs w:val="24"/>
-              </w:rPr>
-              <w:t xml:space="preserve"> </w:t>
-            </w:r>
-            <w:proofErr w:type="spellStart"/>
-            <w:r>
-              <w:rPr>
-                <w:sz w:val="22"/>
-                <w:szCs w:val="24"/>
-              </w:rPr>
-              <w:t>подразделения</w:t>
-            </w:r>
-            <w:proofErr w:type="spellEnd"/>
           </w:p>
         </w:tc>
       </w:tr>
@@ -1209,7 +888,7 @@
                 <w:sz w:val="22"/>
                 <w:szCs w:val="24"/>
               </w:rPr>
-              <w:t xml:space="preserve">{{RIGHT_SIGNER_NAME}}  </w:t>
+              <w:t>{{RIGHT_SIGNER_NAME}}</w:t>
             </w:r>
           </w:p>
         </w:tc>
